--- a/BE/BE6CE/AJP/AJAVA/2.Lesson Planing AJAVA.docx
+++ b/BE/BE6CE/AJP/AJAVA/2.Lesson Planing AJAVA.docx
@@ -1,6 +1,6 @@
 
 <file path=word/document.xml><?xml version="1.0" encoding="utf-8"?>
-<w:document xmlns:ve="http://schemas.openxmlformats.org/markup-compatibility/2006" xmlns:o="urn:schemas-microsoft-com:office:office" xmlns:r="http://schemas.openxmlformats.org/officeDocument/2006/relationships" xmlns:m="http://schemas.openxmlformats.org/officeDocument/2006/math" xmlns:v="urn:schemas-microsoft-com:vml" xmlns:wp="http://schemas.openxmlformats.org/drawingml/2006/wordprocessingDrawing" xmlns:w10="urn:schemas-microsoft-com:office:word" xmlns:w="http://schemas.openxmlformats.org/wordprocessingml/2006/main" xmlns:wne="http://schemas.microsoft.com/office/word/2006/wordml">
+<w:document xmlns:wpc="http://schemas.microsoft.com/office/word/2010/wordprocessingCanvas" xmlns:cx="http://schemas.microsoft.com/office/drawing/2014/chartex" xmlns:cx1="http://schemas.microsoft.com/office/drawing/2015/9/8/chartex" xmlns:cx2="http://schemas.microsoft.com/office/drawing/2015/10/21/chartex" xmlns:cx3="http://schemas.microsoft.com/office/drawing/2016/5/9/chartex" xmlns:cx4="http://schemas.microsoft.com/office/drawing/2016/5/10/chartex" xmlns:cx5="http://schemas.microsoft.com/office/drawing/2016/5/11/chartex" xmlns:cx6="http://schemas.microsoft.com/office/drawing/2016/5/12/chartex" xmlns:cx7="http://schemas.microsoft.com/office/drawing/2016/5/13/chartex" xmlns:cx8="http://schemas.microsoft.com/office/drawing/2016/5/14/chartex" xmlns:mc="http://schemas.openxmlformats.org/markup-compatibility/2006" xmlns:aink="http://schemas.microsoft.com/office/drawing/2016/ink" xmlns:am3d="http://schemas.microsoft.com/office/drawing/2017/model3d" xmlns:o="urn:schemas-microsoft-com:office:office" xmlns:oel="http://schemas.microsoft.com/office/2019/extlst" xmlns:r="http://schemas.openxmlformats.org/officeDocument/2006/relationships" xmlns:m="http://schemas.openxmlformats.org/officeDocument/2006/math" xmlns:v="urn:schemas-microsoft-com:vml" xmlns:wp14="http://schemas.microsoft.com/office/word/2010/wordprocessingDrawing" xmlns:wp="http://schemas.openxmlformats.org/drawingml/2006/wordprocessingDrawing" xmlns:w10="urn:schemas-microsoft-com:office:word" xmlns:w="http://schemas.openxmlformats.org/wordprocessingml/2006/main" xmlns:w14="http://schemas.microsoft.com/office/word/2010/wordml" xmlns:w15="http://schemas.microsoft.com/office/word/2012/wordml" xmlns:w16cex="http://schemas.microsoft.com/office/word/2018/wordml/cex" xmlns:w16cid="http://schemas.microsoft.com/office/word/2016/wordml/cid" xmlns:w16="http://schemas.microsoft.com/office/word/2018/wordml" xmlns:w16du="http://schemas.microsoft.com/office/word/2023/wordml/word16du" xmlns:w16sdtdh="http://schemas.microsoft.com/office/word/2020/wordml/sdtdatahash" xmlns:w16sdtfl="http://schemas.microsoft.com/office/word/2024/wordml/sdtformatlock" xmlns:w16se="http://schemas.microsoft.com/office/word/2015/wordml/symex" xmlns:wpg="http://schemas.microsoft.com/office/word/2010/wordprocessingGroup" xmlns:wpi="http://schemas.microsoft.com/office/word/2010/wordprocessingInk" xmlns:wne="http://schemas.microsoft.com/office/word/2006/wordml" xmlns:wps="http://schemas.microsoft.com/office/word/2010/wordprocessingShape" mc:Ignorable="w14 w15 w16se w16cid w16 w16cex w16sdtdh w16sdtfl w16du wp14">
   <w:body>
     <w:p>
       <w:pPr>
@@ -263,7 +263,28 @@
           <w:sz w:val="22"/>
           <w:szCs w:val="22"/>
         </w:rPr>
-        <w:t>2024-2025</w:t>
+        <w:t>202</w:t>
+      </w:r>
+      <w:r>
+        <w:rPr>
+          <w:sz w:val="22"/>
+          <w:szCs w:val="22"/>
+        </w:rPr>
+        <w:t>5</w:t>
+      </w:r>
+      <w:r>
+        <w:rPr>
+          <w:sz w:val="22"/>
+          <w:szCs w:val="22"/>
+        </w:rPr>
+        <w:t>-202</w:t>
+      </w:r>
+      <w:r>
+        <w:rPr>
+          <w:sz w:val="22"/>
+          <w:szCs w:val="22"/>
+        </w:rPr>
+        <w:t>6</w:t>
       </w:r>
       <w:r>
         <w:rPr>
@@ -319,14 +340,7 @@
           <w:sz w:val="22"/>
           <w:szCs w:val="22"/>
         </w:rPr>
-        <w:t>Siddhi</w:t>
-      </w:r>
-      <w:r>
-        <w:rPr>
-          <w:sz w:val="22"/>
-          <w:szCs w:val="22"/>
-        </w:rPr>
-        <w:t xml:space="preserve"> Patel</w:t>
+        <w:t>Naman Shah</w:t>
       </w:r>
     </w:p>
     <w:p>
@@ -355,21 +369,42 @@
           <w:sz w:val="22"/>
           <w:szCs w:val="22"/>
         </w:rPr>
-        <w:t>24</w:t>
+        <w:t>2</w:t>
       </w:r>
       <w:r>
         <w:rPr>
           <w:sz w:val="22"/>
           <w:szCs w:val="22"/>
         </w:rPr>
-        <w:t>CE05</w:t>
+        <w:t>5</w:t>
       </w:r>
       <w:r>
         <w:rPr>
           <w:sz w:val="22"/>
           <w:szCs w:val="22"/>
         </w:rPr>
-        <w:t>75</w:t>
+        <w:t>C</w:t>
+      </w:r>
+      <w:r>
+        <w:rPr>
+          <w:sz w:val="22"/>
+          <w:szCs w:val="22"/>
+        </w:rPr>
+        <w:t>H</w:t>
+      </w:r>
+      <w:r>
+        <w:rPr>
+          <w:sz w:val="22"/>
+          <w:szCs w:val="22"/>
+        </w:rPr>
+        <w:t>05</w:t>
+      </w:r>
+      <w:r>
+        <w:rPr>
+          <w:sz w:val="22"/>
+          <w:szCs w:val="22"/>
+        </w:rPr>
+        <w:t>87</w:t>
       </w:r>
       <w:r>
         <w:rPr>
@@ -478,7 +513,7 @@
         <w:tblStyle w:val="TableGrid"/>
         <w:tblW w:w="0" w:type="auto"/>
         <w:tblInd w:w="198" w:type="dxa"/>
-        <w:tblLook w:val="04A0"/>
+        <w:tblLook w:val="04A0" w:firstRow="1" w:lastRow="0" w:firstColumn="1" w:lastColumn="0" w:noHBand="0" w:noVBand="1"/>
       </w:tblPr>
       <w:tblGrid>
         <w:gridCol w:w="1002"/>
@@ -1204,7 +1239,7 @@
         <w:tblW w:w="10800" w:type="dxa"/>
         <w:tblInd w:w="108" w:type="dxa"/>
         <w:tblLayout w:type="fixed"/>
-        <w:tblLook w:val="04A0"/>
+        <w:tblLook w:val="04A0" w:firstRow="1" w:lastRow="0" w:firstColumn="1" w:lastColumn="0" w:noHBand="0" w:noVBand="1"/>
       </w:tblPr>
       <w:tblGrid>
         <w:gridCol w:w="990"/>
@@ -1326,6 +1361,15 @@
             <w:pPr>
               <w:jc w:val="center"/>
             </w:pPr>
+            <w:r>
+              <w:rPr>
+                <w:b/>
+                <w:color w:val="000000"/>
+                <w:sz w:val="20"/>
+                <w:szCs w:val="20"/>
+              </w:rPr>
+              <w:t>√</w:t>
+            </w:r>
           </w:p>
         </w:tc>
         <w:tc>
@@ -1336,6 +1380,15 @@
             <w:pPr>
               <w:jc w:val="center"/>
             </w:pPr>
+            <w:r>
+              <w:rPr>
+                <w:b/>
+                <w:color w:val="000000"/>
+                <w:sz w:val="20"/>
+                <w:szCs w:val="20"/>
+              </w:rPr>
+              <w:t>√</w:t>
+            </w:r>
           </w:p>
         </w:tc>
         <w:tc>
@@ -1365,6 +1418,26 @@
             <w:pPr>
               <w:jc w:val="center"/>
             </w:pPr>
+          </w:p>
+        </w:tc>
+        <w:tc>
+          <w:tcPr>
+            <w:tcW w:w="1710" w:type="dxa"/>
+          </w:tcPr>
+          <w:p>
+            <w:pPr>
+              <w:jc w:val="center"/>
+            </w:pPr>
+          </w:p>
+        </w:tc>
+        <w:tc>
+          <w:tcPr>
+            <w:tcW w:w="1530" w:type="dxa"/>
+          </w:tcPr>
+          <w:p>
+            <w:pPr>
+              <w:jc w:val="center"/>
+            </w:pPr>
             <w:r>
               <w:rPr>
                 <w:b/>
@@ -1374,35 +1447,6 @@
               </w:rPr>
               <w:t>√</w:t>
             </w:r>
-          </w:p>
-        </w:tc>
-        <w:tc>
-          <w:tcPr>
-            <w:tcW w:w="1710" w:type="dxa"/>
-          </w:tcPr>
-          <w:p>
-            <w:pPr>
-              <w:jc w:val="center"/>
-            </w:pPr>
-            <w:r>
-              <w:rPr>
-                <w:b/>
-                <w:color w:val="000000"/>
-                <w:sz w:val="20"/>
-                <w:szCs w:val="20"/>
-              </w:rPr>
-              <w:t>√</w:t>
-            </w:r>
-          </w:p>
-        </w:tc>
-        <w:tc>
-          <w:tcPr>
-            <w:tcW w:w="1530" w:type="dxa"/>
-          </w:tcPr>
-          <w:p>
-            <w:pPr>
-              <w:jc w:val="center"/>
-            </w:pPr>
           </w:p>
         </w:tc>
       </w:tr>
@@ -1413,7 +1457,7 @@
         <w:tblStyle w:val="TableGrid"/>
         <w:tblW w:w="4939" w:type="pct"/>
         <w:tblLayout w:type="fixed"/>
-        <w:tblLook w:val="04A0"/>
+        <w:tblLook w:val="04A0" w:firstRow="1" w:lastRow="0" w:firstColumn="1" w:lastColumn="0" w:noHBand="0" w:noVBand="1"/>
       </w:tblPr>
       <w:tblGrid>
         <w:gridCol w:w="469"/>
@@ -1993,14 +2037,28 @@
                 <w:sz w:val="20"/>
                 <w:szCs w:val="20"/>
               </w:rPr>
-              <w:t>22</w:t>
-            </w:r>
-            <w:r>
-              <w:rPr>
-                <w:sz w:val="20"/>
-                <w:szCs w:val="20"/>
-              </w:rPr>
-              <w:t>/01</w:t>
+              <w:t>0</w:t>
+            </w:r>
+            <w:r>
+              <w:rPr>
+                <w:sz w:val="20"/>
+                <w:szCs w:val="20"/>
+              </w:rPr>
+              <w:t>3</w:t>
+            </w:r>
+            <w:r>
+              <w:rPr>
+                <w:sz w:val="20"/>
+                <w:szCs w:val="20"/>
+              </w:rPr>
+              <w:t>/</w:t>
+            </w:r>
+            <w:r>
+              <w:rPr>
+                <w:sz w:val="20"/>
+                <w:szCs w:val="20"/>
+              </w:rPr>
+              <w:t>01</w:t>
             </w:r>
           </w:p>
         </w:tc>
@@ -2052,8 +2110,6 @@
             </w:pPr>
           </w:p>
         </w:tc>
-        <w:bookmarkStart w:id="0" w:name="_GoBack"/>
-        <w:bookmarkEnd w:id="0"/>
       </w:tr>
       <w:tr>
         <w:trPr>
@@ -2247,7 +2303,21 @@
                 <w:sz w:val="20"/>
                 <w:szCs w:val="20"/>
               </w:rPr>
-              <w:t>23/01</w:t>
+              <w:t>0</w:t>
+            </w:r>
+            <w:r>
+              <w:rPr>
+                <w:sz w:val="20"/>
+                <w:szCs w:val="20"/>
+              </w:rPr>
+              <w:t>5</w:t>
+            </w:r>
+            <w:r>
+              <w:rPr>
+                <w:sz w:val="20"/>
+                <w:szCs w:val="20"/>
+              </w:rPr>
+              <w:t>/01</w:t>
             </w:r>
           </w:p>
         </w:tc>
@@ -2494,7 +2564,14 @@
                 <w:sz w:val="20"/>
                 <w:szCs w:val="20"/>
               </w:rPr>
-              <w:t>24/01</w:t>
+              <w:t>06</w:t>
+            </w:r>
+            <w:r>
+              <w:rPr>
+                <w:sz w:val="20"/>
+                <w:szCs w:val="20"/>
+              </w:rPr>
+              <w:t>/01</w:t>
             </w:r>
           </w:p>
         </w:tc>
@@ -2741,7 +2818,14 @@
                 <w:sz w:val="20"/>
                 <w:szCs w:val="20"/>
               </w:rPr>
-              <w:t>29/01</w:t>
+              <w:t>07</w:t>
+            </w:r>
+            <w:r>
+              <w:rPr>
+                <w:sz w:val="20"/>
+                <w:szCs w:val="20"/>
+              </w:rPr>
+              <w:t>/01</w:t>
             </w:r>
           </w:p>
         </w:tc>
@@ -2990,7 +3074,15 @@
                 <w:sz w:val="20"/>
                 <w:szCs w:val="20"/>
               </w:rPr>
-              <w:t>30/01</w:t>
+              <w:t xml:space="preserve"> 10</w:t>
+            </w:r>
+            <w:r>
+              <w:rPr>
+                <w:color w:val="000000"/>
+                <w:sz w:val="20"/>
+                <w:szCs w:val="20"/>
+              </w:rPr>
+              <w:t>/01</w:t>
             </w:r>
           </w:p>
         </w:tc>
@@ -3238,7 +3330,14 @@
                 <w:sz w:val="20"/>
                 <w:szCs w:val="20"/>
               </w:rPr>
-              <w:t>31/01</w:t>
+              <w:t>16</w:t>
+            </w:r>
+            <w:r>
+              <w:rPr>
+                <w:sz w:val="20"/>
+                <w:szCs w:val="20"/>
+              </w:rPr>
+              <w:t>/01</w:t>
             </w:r>
           </w:p>
         </w:tc>
@@ -3485,14 +3584,21 @@
                 <w:sz w:val="20"/>
                 <w:szCs w:val="20"/>
               </w:rPr>
-              <w:t>0</w:t>
-            </w:r>
-            <w:r>
-              <w:rPr>
-                <w:sz w:val="20"/>
-                <w:szCs w:val="20"/>
-              </w:rPr>
-              <w:t>5/2</w:t>
+              <w:t>17</w:t>
+            </w:r>
+            <w:r>
+              <w:rPr>
+                <w:sz w:val="20"/>
+                <w:szCs w:val="20"/>
+              </w:rPr>
+              <w:t>/</w:t>
+            </w:r>
+            <w:r>
+              <w:rPr>
+                <w:sz w:val="20"/>
+                <w:szCs w:val="20"/>
+              </w:rPr>
+              <w:t>01</w:t>
             </w:r>
           </w:p>
         </w:tc>
@@ -3740,14 +3846,21 @@
                 <w:sz w:val="20"/>
                 <w:szCs w:val="20"/>
               </w:rPr>
-              <w:t>06/0</w:t>
-            </w:r>
-            <w:r>
-              <w:rPr>
-                <w:sz w:val="20"/>
-                <w:szCs w:val="20"/>
-              </w:rPr>
-              <w:t>2</w:t>
+              <w:t>19</w:t>
+            </w:r>
+            <w:r>
+              <w:rPr>
+                <w:sz w:val="20"/>
+                <w:szCs w:val="20"/>
+              </w:rPr>
+              <w:t>/0</w:t>
+            </w:r>
+            <w:r>
+              <w:rPr>
+                <w:sz w:val="20"/>
+                <w:szCs w:val="20"/>
+              </w:rPr>
+              <w:t>1</w:t>
             </w:r>
           </w:p>
         </w:tc>
@@ -3994,14 +4107,21 @@
                 <w:sz w:val="20"/>
                 <w:szCs w:val="20"/>
               </w:rPr>
-              <w:t>07/0</w:t>
-            </w:r>
-            <w:r>
-              <w:rPr>
-                <w:sz w:val="20"/>
-                <w:szCs w:val="20"/>
-              </w:rPr>
-              <w:t>2</w:t>
+              <w:t>20</w:t>
+            </w:r>
+            <w:r>
+              <w:rPr>
+                <w:sz w:val="20"/>
+                <w:szCs w:val="20"/>
+              </w:rPr>
+              <w:t>/0</w:t>
+            </w:r>
+            <w:r>
+              <w:rPr>
+                <w:sz w:val="20"/>
+                <w:szCs w:val="20"/>
+              </w:rPr>
+              <w:t>1</w:t>
             </w:r>
           </w:p>
         </w:tc>
@@ -4247,7 +4367,7 @@
                 <w:sz w:val="20"/>
                 <w:szCs w:val="20"/>
               </w:rPr>
-              <w:t>12</w:t>
+              <w:t>21</w:t>
             </w:r>
             <w:r>
               <w:rPr>
@@ -4261,7 +4381,7 @@
                 <w:sz w:val="20"/>
                 <w:szCs w:val="20"/>
               </w:rPr>
-              <w:t>2</w:t>
+              <w:t>1</w:t>
             </w:r>
           </w:p>
         </w:tc>
@@ -4507,7 +4627,7 @@
                 <w:sz w:val="20"/>
                 <w:szCs w:val="20"/>
               </w:rPr>
-              <w:t>13</w:t>
+              <w:t>24</w:t>
             </w:r>
             <w:r>
               <w:rPr>
@@ -4521,7 +4641,7 @@
                 <w:sz w:val="20"/>
                 <w:szCs w:val="20"/>
               </w:rPr>
-              <w:t>2</w:t>
+              <w:t>1</w:t>
             </w:r>
           </w:p>
         </w:tc>
@@ -4767,7 +4887,7 @@
                 <w:sz w:val="20"/>
                 <w:szCs w:val="20"/>
               </w:rPr>
-              <w:t>14</w:t>
+              <w:t>27</w:t>
             </w:r>
             <w:r>
               <w:rPr>
@@ -4781,7 +4901,7 @@
                 <w:sz w:val="20"/>
                 <w:szCs w:val="20"/>
               </w:rPr>
-              <w:t>2</w:t>
+              <w:t>1</w:t>
             </w:r>
           </w:p>
         </w:tc>
@@ -5027,7 +5147,7 @@
                 <w:sz w:val="20"/>
                 <w:szCs w:val="20"/>
               </w:rPr>
-              <w:t>19</w:t>
+              <w:t>28</w:t>
             </w:r>
             <w:r>
               <w:rPr>
@@ -5041,7 +5161,7 @@
                 <w:sz w:val="20"/>
                 <w:szCs w:val="20"/>
               </w:rPr>
-              <w:t>2</w:t>
+              <w:t>1</w:t>
             </w:r>
           </w:p>
         </w:tc>
@@ -5287,7 +5407,7 @@
                 <w:sz w:val="20"/>
                 <w:szCs w:val="20"/>
               </w:rPr>
-              <w:t>20</w:t>
+              <w:t>31</w:t>
             </w:r>
             <w:r>
               <w:rPr>
@@ -5301,7 +5421,7 @@
                 <w:sz w:val="20"/>
                 <w:szCs w:val="20"/>
               </w:rPr>
-              <w:t>2</w:t>
+              <w:t>1</w:t>
             </w:r>
           </w:p>
         </w:tc>
@@ -5547,7 +5667,7 @@
                 <w:sz w:val="20"/>
                 <w:szCs w:val="20"/>
               </w:rPr>
-              <w:t>21</w:t>
+              <w:t>02</w:t>
             </w:r>
             <w:r>
               <w:rPr>
@@ -5809,7 +5929,14 @@
                 <w:sz w:val="20"/>
                 <w:szCs w:val="20"/>
               </w:rPr>
-              <w:t>27/0</w:t>
+              <w:t>03</w:t>
+            </w:r>
+            <w:r>
+              <w:rPr>
+                <w:sz w:val="20"/>
+                <w:szCs w:val="20"/>
+              </w:rPr>
+              <w:t>/0</w:t>
             </w:r>
             <w:r>
               <w:rPr>
@@ -6069,7 +6196,14 @@
                 <w:sz w:val="20"/>
                 <w:szCs w:val="20"/>
               </w:rPr>
-              <w:t>28/0</w:t>
+              <w:t>04</w:t>
+            </w:r>
+            <w:r>
+              <w:rPr>
+                <w:sz w:val="20"/>
+                <w:szCs w:val="20"/>
+              </w:rPr>
+              <w:t>/0</w:t>
             </w:r>
             <w:r>
               <w:rPr>
@@ -6328,7 +6462,21 @@
                 <w:sz w:val="20"/>
                 <w:szCs w:val="20"/>
               </w:rPr>
-              <w:t>05/03</w:t>
+              <w:t>07</w:t>
+            </w:r>
+            <w:r>
+              <w:rPr>
+                <w:sz w:val="20"/>
+                <w:szCs w:val="20"/>
+              </w:rPr>
+              <w:t>/0</w:t>
+            </w:r>
+            <w:r>
+              <w:rPr>
+                <w:sz w:val="20"/>
+                <w:szCs w:val="20"/>
+              </w:rPr>
+              <w:t>2</w:t>
             </w:r>
           </w:p>
         </w:tc>
@@ -6576,7 +6724,14 @@
                 <w:sz w:val="20"/>
                 <w:szCs w:val="20"/>
               </w:rPr>
-              <w:t>06</w:t>
+              <w:t>0</w:t>
+            </w:r>
+            <w:r>
+              <w:rPr>
+                <w:sz w:val="20"/>
+                <w:szCs w:val="20"/>
+              </w:rPr>
+              <w:t>9</w:t>
             </w:r>
             <w:r>
               <w:rPr>
@@ -6590,7 +6745,7 @@
                 <w:sz w:val="20"/>
                 <w:szCs w:val="20"/>
               </w:rPr>
-              <w:t>3</w:t>
+              <w:t>2</w:t>
             </w:r>
           </w:p>
         </w:tc>
@@ -6838,7 +6993,7 @@
                 <w:sz w:val="20"/>
                 <w:szCs w:val="20"/>
               </w:rPr>
-              <w:t>07</w:t>
+              <w:t>10</w:t>
             </w:r>
             <w:r>
               <w:rPr>
@@ -6852,7 +7007,7 @@
                 <w:sz w:val="20"/>
                 <w:szCs w:val="20"/>
               </w:rPr>
-              <w:t>3</w:t>
+              <w:t>2</w:t>
             </w:r>
           </w:p>
         </w:tc>
@@ -7094,7 +7249,14 @@
                 <w:sz w:val="20"/>
                 <w:szCs w:val="20"/>
               </w:rPr>
-              <w:t>12</w:t>
+              <w:t>1</w:t>
+            </w:r>
+            <w:r>
+              <w:rPr>
+                <w:sz w:val="20"/>
+                <w:szCs w:val="20"/>
+              </w:rPr>
+              <w:t>6</w:t>
             </w:r>
             <w:r>
               <w:rPr>
@@ -7108,7 +7270,7 @@
                 <w:sz w:val="20"/>
                 <w:szCs w:val="20"/>
               </w:rPr>
-              <w:t>3</w:t>
+              <w:t>2</w:t>
             </w:r>
           </w:p>
         </w:tc>
@@ -7349,7 +7511,14 @@
                 <w:sz w:val="20"/>
                 <w:szCs w:val="20"/>
               </w:rPr>
-              <w:t>19</w:t>
+              <w:t>1</w:t>
+            </w:r>
+            <w:r>
+              <w:rPr>
+                <w:sz w:val="20"/>
+                <w:szCs w:val="20"/>
+              </w:rPr>
+              <w:t>7</w:t>
             </w:r>
             <w:r>
               <w:rPr>
@@ -7363,7 +7532,7 @@
                 <w:sz w:val="20"/>
                 <w:szCs w:val="20"/>
               </w:rPr>
-              <w:t>3</w:t>
+              <w:t>2</w:t>
             </w:r>
           </w:p>
         </w:tc>
@@ -7606,7 +7775,7 @@
                 <w:sz w:val="20"/>
                 <w:szCs w:val="20"/>
               </w:rPr>
-              <w:t>20</w:t>
+              <w:t>18</w:t>
             </w:r>
             <w:r>
               <w:rPr>
@@ -7620,7 +7789,7 @@
                 <w:sz w:val="20"/>
                 <w:szCs w:val="20"/>
               </w:rPr>
-              <w:t>3</w:t>
+              <w:t>2</w:t>
             </w:r>
           </w:p>
         </w:tc>
@@ -7861,7 +8030,14 @@
                 <w:sz w:val="20"/>
                 <w:szCs w:val="20"/>
               </w:rPr>
-              <w:t>21</w:t>
+              <w:t>2</w:t>
+            </w:r>
+            <w:r>
+              <w:rPr>
+                <w:sz w:val="20"/>
+                <w:szCs w:val="20"/>
+              </w:rPr>
+              <w:t>1</w:t>
             </w:r>
             <w:r>
               <w:rPr>
@@ -7875,7 +8051,7 @@
                 <w:sz w:val="20"/>
                 <w:szCs w:val="20"/>
               </w:rPr>
-              <w:t>3</w:t>
+              <w:t>2</w:t>
             </w:r>
           </w:p>
         </w:tc>
@@ -8113,7 +8289,14 @@
                 <w:sz w:val="20"/>
                 <w:szCs w:val="20"/>
               </w:rPr>
-              <w:t>26</w:t>
+              <w:t>2</w:t>
+            </w:r>
+            <w:r>
+              <w:rPr>
+                <w:sz w:val="20"/>
+                <w:szCs w:val="20"/>
+              </w:rPr>
+              <w:t>3</w:t>
             </w:r>
             <w:r>
               <w:rPr>
@@ -8127,7 +8310,7 @@
                 <w:sz w:val="20"/>
                 <w:szCs w:val="20"/>
               </w:rPr>
-              <w:t>3</w:t>
+              <w:t>2</w:t>
             </w:r>
           </w:p>
         </w:tc>
@@ -8367,7 +8550,14 @@
                 <w:sz w:val="20"/>
                 <w:szCs w:val="20"/>
               </w:rPr>
-              <w:t>27</w:t>
+              <w:t>2</w:t>
+            </w:r>
+            <w:r>
+              <w:rPr>
+                <w:sz w:val="20"/>
+                <w:szCs w:val="20"/>
+              </w:rPr>
+              <w:t>4</w:t>
             </w:r>
             <w:r>
               <w:rPr>
@@ -8381,7 +8571,7 @@
                 <w:sz w:val="20"/>
                 <w:szCs w:val="20"/>
               </w:rPr>
-              <w:t>3</w:t>
+              <w:t>2</w:t>
             </w:r>
           </w:p>
         </w:tc>
@@ -8627,7 +8817,28 @@
                 <w:sz w:val="20"/>
                 <w:szCs w:val="20"/>
               </w:rPr>
-              <w:t>28/03</w:t>
+              <w:t>2</w:t>
+            </w:r>
+            <w:r>
+              <w:rPr>
+                <w:sz w:val="20"/>
+                <w:szCs w:val="20"/>
+              </w:rPr>
+              <w:t>5</w:t>
+            </w:r>
+            <w:r>
+              <w:rPr>
+                <w:sz w:val="20"/>
+                <w:szCs w:val="20"/>
+              </w:rPr>
+              <w:t>/0</w:t>
+            </w:r>
+            <w:r>
+              <w:rPr>
+                <w:sz w:val="20"/>
+                <w:szCs w:val="20"/>
+              </w:rPr>
+              <w:t>2</w:t>
             </w:r>
           </w:p>
         </w:tc>
@@ -8873,7 +9084,21 @@
                 <w:sz w:val="20"/>
                 <w:szCs w:val="20"/>
               </w:rPr>
-              <w:t>02/04</w:t>
+              <w:t>28</w:t>
+            </w:r>
+            <w:r>
+              <w:rPr>
+                <w:sz w:val="20"/>
+                <w:szCs w:val="20"/>
+              </w:rPr>
+              <w:t>/0</w:t>
+            </w:r>
+            <w:r>
+              <w:rPr>
+                <w:sz w:val="20"/>
+                <w:szCs w:val="20"/>
+              </w:rPr>
+              <w:t>2</w:t>
             </w:r>
           </w:p>
         </w:tc>
@@ -9115,7 +9340,14 @@
                 <w:sz w:val="20"/>
                 <w:szCs w:val="20"/>
               </w:rPr>
-              <w:t>03</w:t>
+              <w:t>0</w:t>
+            </w:r>
+            <w:r>
+              <w:rPr>
+                <w:sz w:val="20"/>
+                <w:szCs w:val="20"/>
+              </w:rPr>
+              <w:t>2</w:t>
             </w:r>
             <w:r>
               <w:rPr>
@@ -9129,7 +9361,7 @@
                 <w:sz w:val="20"/>
                 <w:szCs w:val="20"/>
               </w:rPr>
-              <w:t>4</w:t>
+              <w:t>3</w:t>
             </w:r>
           </w:p>
         </w:tc>
@@ -9371,7 +9603,14 @@
                 <w:sz w:val="20"/>
                 <w:szCs w:val="20"/>
               </w:rPr>
-              <w:t>04</w:t>
+              <w:t>0</w:t>
+            </w:r>
+            <w:r>
+              <w:rPr>
+                <w:sz w:val="20"/>
+                <w:szCs w:val="20"/>
+              </w:rPr>
+              <w:t>3</w:t>
             </w:r>
             <w:r>
               <w:rPr>
@@ -9385,7 +9624,7 @@
                 <w:sz w:val="20"/>
                 <w:szCs w:val="20"/>
               </w:rPr>
-              <w:t>4</w:t>
+              <w:t>3</w:t>
             </w:r>
           </w:p>
         </w:tc>
@@ -9625,7 +9864,14 @@
                 <w:sz w:val="20"/>
                 <w:szCs w:val="20"/>
               </w:rPr>
-              <w:t>09</w:t>
+              <w:t>0</w:t>
+            </w:r>
+            <w:r>
+              <w:rPr>
+                <w:sz w:val="20"/>
+                <w:szCs w:val="20"/>
+              </w:rPr>
+              <w:t>4</w:t>
             </w:r>
             <w:r>
               <w:rPr>
@@ -9639,7 +9885,7 @@
                 <w:sz w:val="20"/>
                 <w:szCs w:val="20"/>
               </w:rPr>
-              <w:t>4</w:t>
+              <w:t>3</w:t>
             </w:r>
           </w:p>
         </w:tc>
@@ -9883,7 +10129,21 @@
                 <w:sz w:val="20"/>
                 <w:szCs w:val="20"/>
               </w:rPr>
-              <w:t>10/04</w:t>
+              <w:t>07</w:t>
+            </w:r>
+            <w:r>
+              <w:rPr>
+                <w:sz w:val="20"/>
+                <w:szCs w:val="20"/>
+              </w:rPr>
+              <w:t>/0</w:t>
+            </w:r>
+            <w:r>
+              <w:rPr>
+                <w:sz w:val="20"/>
+                <w:szCs w:val="20"/>
+              </w:rPr>
+              <w:t>3</w:t>
             </w:r>
           </w:p>
         </w:tc>
@@ -10129,7 +10389,21 @@
                 <w:sz w:val="20"/>
                 <w:szCs w:val="20"/>
               </w:rPr>
-              <w:t>16/04</w:t>
+              <w:t>09</w:t>
+            </w:r>
+            <w:r>
+              <w:rPr>
+                <w:sz w:val="20"/>
+                <w:szCs w:val="20"/>
+              </w:rPr>
+              <w:t>/0</w:t>
+            </w:r>
+            <w:r>
+              <w:rPr>
+                <w:sz w:val="20"/>
+                <w:szCs w:val="20"/>
+              </w:rPr>
+              <w:t>3</w:t>
             </w:r>
           </w:p>
         </w:tc>
@@ -10375,7 +10649,21 @@
                 <w:sz w:val="20"/>
                 <w:szCs w:val="20"/>
               </w:rPr>
-              <w:t>17/04</w:t>
+              <w:t>10</w:t>
+            </w:r>
+            <w:r>
+              <w:rPr>
+                <w:sz w:val="20"/>
+                <w:szCs w:val="20"/>
+              </w:rPr>
+              <w:t>/0</w:t>
+            </w:r>
+            <w:r>
+              <w:rPr>
+                <w:sz w:val="20"/>
+                <w:szCs w:val="20"/>
+              </w:rPr>
+              <w:t>3</w:t>
             </w:r>
           </w:p>
         </w:tc>
@@ -10621,7 +10909,28 @@
                 <w:sz w:val="20"/>
                 <w:szCs w:val="20"/>
               </w:rPr>
-              <w:t>18/04</w:t>
+              <w:t>1</w:t>
+            </w:r>
+            <w:r>
+              <w:rPr>
+                <w:sz w:val="20"/>
+                <w:szCs w:val="20"/>
+              </w:rPr>
+              <w:t>1</w:t>
+            </w:r>
+            <w:r>
+              <w:rPr>
+                <w:sz w:val="20"/>
+                <w:szCs w:val="20"/>
+              </w:rPr>
+              <w:t>/0</w:t>
+            </w:r>
+            <w:r>
+              <w:rPr>
+                <w:sz w:val="20"/>
+                <w:szCs w:val="20"/>
+              </w:rPr>
+              <w:t>3</w:t>
             </w:r>
           </w:p>
         </w:tc>
@@ -10864,7 +11173,21 @@
                 <w:sz w:val="20"/>
                 <w:szCs w:val="20"/>
               </w:rPr>
-              <w:t>23/04</w:t>
+              <w:t>14</w:t>
+            </w:r>
+            <w:r>
+              <w:rPr>
+                <w:sz w:val="20"/>
+                <w:szCs w:val="20"/>
+              </w:rPr>
+              <w:t>/0</w:t>
+            </w:r>
+            <w:r>
+              <w:rPr>
+                <w:sz w:val="20"/>
+                <w:szCs w:val="20"/>
+              </w:rPr>
+              <w:t>3</w:t>
             </w:r>
           </w:p>
         </w:tc>
@@ -11110,7 +11433,21 @@
                 <w:sz w:val="20"/>
                 <w:szCs w:val="20"/>
               </w:rPr>
-              <w:t>24/04</w:t>
+              <w:t>16</w:t>
+            </w:r>
+            <w:r>
+              <w:rPr>
+                <w:sz w:val="20"/>
+                <w:szCs w:val="20"/>
+              </w:rPr>
+              <w:t>/0</w:t>
+            </w:r>
+            <w:r>
+              <w:rPr>
+                <w:sz w:val="20"/>
+                <w:szCs w:val="20"/>
+              </w:rPr>
+              <w:t>3</w:t>
             </w:r>
           </w:p>
         </w:tc>
@@ -11356,7 +11693,7 @@
                 <w:sz w:val="20"/>
                 <w:szCs w:val="20"/>
               </w:rPr>
-              <w:t>25/04</w:t>
+              <w:t>17/03</w:t>
             </w:r>
           </w:p>
         </w:tc>
@@ -11602,7 +11939,7 @@
                 <w:sz w:val="20"/>
                 <w:szCs w:val="20"/>
               </w:rPr>
-              <w:t>30/04</w:t>
+              <w:t>18/03</w:t>
             </w:r>
           </w:p>
         </w:tc>
@@ -11848,7 +12185,7 @@
                 <w:sz w:val="20"/>
                 <w:szCs w:val="20"/>
               </w:rPr>
-              <w:t>01/05</w:t>
+              <w:t>23/03</w:t>
             </w:r>
           </w:p>
         </w:tc>
@@ -11953,6 +12290,14 @@
               </w:rPr>
               <w:t>Spring Architectur</w:t>
             </w:r>
+            <w:r>
+              <w:rPr>
+                <w:rFonts w:ascii="Times New Roman" w:hAnsi="Times New Roman"/>
+                <w:sz w:val="20"/>
+                <w:szCs w:val="20"/>
+              </w:rPr>
+              <w:t>e</w:t>
+            </w:r>
           </w:p>
         </w:tc>
         <w:tc>
@@ -12094,7 +12439,21 @@
                 <w:sz w:val="20"/>
                 <w:szCs w:val="20"/>
               </w:rPr>
-              <w:t>02/05</w:t>
+              <w:t>2</w:t>
+            </w:r>
+            <w:r>
+              <w:rPr>
+                <w:sz w:val="20"/>
+                <w:szCs w:val="20"/>
+              </w:rPr>
+              <w:t>4</w:t>
+            </w:r>
+            <w:r>
+              <w:rPr>
+                <w:sz w:val="20"/>
+                <w:szCs w:val="20"/>
+              </w:rPr>
+              <w:t>/03</w:t>
             </w:r>
           </w:p>
         </w:tc>
@@ -12335,7 +12694,7 @@
                 <w:sz w:val="20"/>
                 <w:szCs w:val="20"/>
               </w:rPr>
-              <w:t>07/05</w:t>
+              <w:t>25/03</w:t>
             </w:r>
           </w:p>
         </w:tc>
@@ -12575,7 +12934,7 @@
                 <w:sz w:val="20"/>
                 <w:szCs w:val="20"/>
               </w:rPr>
-              <w:t>08/05</w:t>
+              <w:t>01/04</w:t>
             </w:r>
           </w:p>
         </w:tc>
@@ -12817,7 +13176,7 @@
                 <w:sz w:val="20"/>
                 <w:szCs w:val="20"/>
               </w:rPr>
-              <w:t>09/05</w:t>
+              <w:t>04/04</w:t>
             </w:r>
           </w:p>
         </w:tc>
@@ -13059,7 +13418,7 @@
                 <w:sz w:val="20"/>
                 <w:szCs w:val="20"/>
               </w:rPr>
-              <w:t>10/05</w:t>
+              <w:t>06/04</w:t>
             </w:r>
           </w:p>
         </w:tc>
@@ -13391,7 +13750,10 @@
         <w:t>Prof.</w:t>
       </w:r>
       <w:r>
-        <w:t xml:space="preserve"> Siddhi Patel</w:t>
+        <w:t xml:space="preserve"> </w:t>
+      </w:r>
+      <w:r>
+        <w:t>Naman Shah</w:t>
       </w:r>
       <w:r>
         <w:tab/>
@@ -13474,15 +13836,15 @@
 </file>
 
 <file path=word/endnotes.xml><?xml version="1.0" encoding="utf-8"?>
-<w:endnotes xmlns:ve="http://schemas.openxmlformats.org/markup-compatibility/2006" xmlns:o="urn:schemas-microsoft-com:office:office" xmlns:r="http://schemas.openxmlformats.org/officeDocument/2006/relationships" xmlns:m="http://schemas.openxmlformats.org/officeDocument/2006/math" xmlns:v="urn:schemas-microsoft-com:vml" xmlns:wp="http://schemas.openxmlformats.org/drawingml/2006/wordprocessingDrawing" xmlns:w10="urn:schemas-microsoft-com:office:word" xmlns:w="http://schemas.openxmlformats.org/wordprocessingml/2006/main" xmlns:wne="http://schemas.microsoft.com/office/word/2006/wordml">
-  <w:endnote w:type="separator" w:id="0">
+<w:endnotes xmlns:wpc="http://schemas.microsoft.com/office/word/2010/wordprocessingCanvas" xmlns:cx="http://schemas.microsoft.com/office/drawing/2014/chartex" xmlns:cx1="http://schemas.microsoft.com/office/drawing/2015/9/8/chartex" xmlns:cx2="http://schemas.microsoft.com/office/drawing/2015/10/21/chartex" xmlns:cx3="http://schemas.microsoft.com/office/drawing/2016/5/9/chartex" xmlns:cx4="http://schemas.microsoft.com/office/drawing/2016/5/10/chartex" xmlns:cx5="http://schemas.microsoft.com/office/drawing/2016/5/11/chartex" xmlns:cx6="http://schemas.microsoft.com/office/drawing/2016/5/12/chartex" xmlns:cx7="http://schemas.microsoft.com/office/drawing/2016/5/13/chartex" xmlns:cx8="http://schemas.microsoft.com/office/drawing/2016/5/14/chartex" xmlns:mc="http://schemas.openxmlformats.org/markup-compatibility/2006" xmlns:aink="http://schemas.microsoft.com/office/drawing/2016/ink" xmlns:am3d="http://schemas.microsoft.com/office/drawing/2017/model3d" xmlns:o="urn:schemas-microsoft-com:office:office" xmlns:oel="http://schemas.microsoft.com/office/2019/extlst" xmlns:r="http://schemas.openxmlformats.org/officeDocument/2006/relationships" xmlns:m="http://schemas.openxmlformats.org/officeDocument/2006/math" xmlns:v="urn:schemas-microsoft-com:vml" xmlns:wp14="http://schemas.microsoft.com/office/word/2010/wordprocessingDrawing" xmlns:wp="http://schemas.openxmlformats.org/drawingml/2006/wordprocessingDrawing" xmlns:w10="urn:schemas-microsoft-com:office:word" xmlns:w="http://schemas.openxmlformats.org/wordprocessingml/2006/main" xmlns:w14="http://schemas.microsoft.com/office/word/2010/wordml" xmlns:w15="http://schemas.microsoft.com/office/word/2012/wordml" xmlns:w16cex="http://schemas.microsoft.com/office/word/2018/wordml/cex" xmlns:w16cid="http://schemas.microsoft.com/office/word/2016/wordml/cid" xmlns:w16="http://schemas.microsoft.com/office/word/2018/wordml" xmlns:w16du="http://schemas.microsoft.com/office/word/2023/wordml/word16du" xmlns:w16sdtdh="http://schemas.microsoft.com/office/word/2020/wordml/sdtdatahash" xmlns:w16sdtfl="http://schemas.microsoft.com/office/word/2024/wordml/sdtformatlock" xmlns:w16se="http://schemas.microsoft.com/office/word/2015/wordml/symex" xmlns:wpg="http://schemas.microsoft.com/office/word/2010/wordprocessingGroup" xmlns:wpi="http://schemas.microsoft.com/office/word/2010/wordprocessingInk" xmlns:wne="http://schemas.microsoft.com/office/word/2006/wordml" xmlns:wps="http://schemas.microsoft.com/office/word/2010/wordprocessingShape" mc:Ignorable="w14 w15 w16se w16cid w16 w16cex w16sdtdh w16sdtfl w16du wp14">
+  <w:endnote w:type="separator" w:id="-1">
     <w:p>
       <w:r>
         <w:separator/>
       </w:r>
     </w:p>
   </w:endnote>
-  <w:endnote w:type="continuationSeparator" w:id="1">
+  <w:endnote w:type="continuationSeparator" w:id="0">
     <w:p>
       <w:r>
         <w:continuationSeparator/>
@@ -13493,15 +13855,15 @@
 </file>
 
 <file path=word/footnotes.xml><?xml version="1.0" encoding="utf-8"?>
-<w:footnotes xmlns:ve="http://schemas.openxmlformats.org/markup-compatibility/2006" xmlns:o="urn:schemas-microsoft-com:office:office" xmlns:r="http://schemas.openxmlformats.org/officeDocument/2006/relationships" xmlns:m="http://schemas.openxmlformats.org/officeDocument/2006/math" xmlns:v="urn:schemas-microsoft-com:vml" xmlns:wp="http://schemas.openxmlformats.org/drawingml/2006/wordprocessingDrawing" xmlns:w10="urn:schemas-microsoft-com:office:word" xmlns:w="http://schemas.openxmlformats.org/wordprocessingml/2006/main" xmlns:wne="http://schemas.microsoft.com/office/word/2006/wordml">
-  <w:footnote w:type="separator" w:id="0">
+<w:footnotes xmlns:wpc="http://schemas.microsoft.com/office/word/2010/wordprocessingCanvas" xmlns:cx="http://schemas.microsoft.com/office/drawing/2014/chartex" xmlns:cx1="http://schemas.microsoft.com/office/drawing/2015/9/8/chartex" xmlns:cx2="http://schemas.microsoft.com/office/drawing/2015/10/21/chartex" xmlns:cx3="http://schemas.microsoft.com/office/drawing/2016/5/9/chartex" xmlns:cx4="http://schemas.microsoft.com/office/drawing/2016/5/10/chartex" xmlns:cx5="http://schemas.microsoft.com/office/drawing/2016/5/11/chartex" xmlns:cx6="http://schemas.microsoft.com/office/drawing/2016/5/12/chartex" xmlns:cx7="http://schemas.microsoft.com/office/drawing/2016/5/13/chartex" xmlns:cx8="http://schemas.microsoft.com/office/drawing/2016/5/14/chartex" xmlns:mc="http://schemas.openxmlformats.org/markup-compatibility/2006" xmlns:aink="http://schemas.microsoft.com/office/drawing/2016/ink" xmlns:am3d="http://schemas.microsoft.com/office/drawing/2017/model3d" xmlns:o="urn:schemas-microsoft-com:office:office" xmlns:oel="http://schemas.microsoft.com/office/2019/extlst" xmlns:r="http://schemas.openxmlformats.org/officeDocument/2006/relationships" xmlns:m="http://schemas.openxmlformats.org/officeDocument/2006/math" xmlns:v="urn:schemas-microsoft-com:vml" xmlns:wp14="http://schemas.microsoft.com/office/word/2010/wordprocessingDrawing" xmlns:wp="http://schemas.openxmlformats.org/drawingml/2006/wordprocessingDrawing" xmlns:w10="urn:schemas-microsoft-com:office:word" xmlns:w="http://schemas.openxmlformats.org/wordprocessingml/2006/main" xmlns:w14="http://schemas.microsoft.com/office/word/2010/wordml" xmlns:w15="http://schemas.microsoft.com/office/word/2012/wordml" xmlns:w16cex="http://schemas.microsoft.com/office/word/2018/wordml/cex" xmlns:w16cid="http://schemas.microsoft.com/office/word/2016/wordml/cid" xmlns:w16="http://schemas.microsoft.com/office/word/2018/wordml" xmlns:w16du="http://schemas.microsoft.com/office/word/2023/wordml/word16du" xmlns:w16sdtdh="http://schemas.microsoft.com/office/word/2020/wordml/sdtdatahash" xmlns:w16sdtfl="http://schemas.microsoft.com/office/word/2024/wordml/sdtformatlock" xmlns:w16se="http://schemas.microsoft.com/office/word/2015/wordml/symex" xmlns:wpg="http://schemas.microsoft.com/office/word/2010/wordprocessingGroup" xmlns:wpi="http://schemas.microsoft.com/office/word/2010/wordprocessingInk" xmlns:wne="http://schemas.microsoft.com/office/word/2006/wordml" xmlns:wps="http://schemas.microsoft.com/office/word/2010/wordprocessingShape" mc:Ignorable="w14 w15 w16se w16cid w16 w16cex w16sdtdh w16sdtfl w16du wp14">
+  <w:footnote w:type="separator" w:id="-1">
     <w:p>
       <w:r>
         <w:separator/>
       </w:r>
     </w:p>
   </w:footnote>
-  <w:footnote w:type="continuationSeparator" w:id="1">
+  <w:footnote w:type="continuationSeparator" w:id="0">
     <w:p>
       <w:r>
         <w:continuationSeparator/>
@@ -13512,7 +13874,7 @@
 </file>
 
 <file path=word/header1.xml><?xml version="1.0" encoding="utf-8"?>
-<w:hdr xmlns:ve="http://schemas.openxmlformats.org/markup-compatibility/2006" xmlns:o="urn:schemas-microsoft-com:office:office" xmlns:r="http://schemas.openxmlformats.org/officeDocument/2006/relationships" xmlns:m="http://schemas.openxmlformats.org/officeDocument/2006/math" xmlns:v="urn:schemas-microsoft-com:vml" xmlns:wp="http://schemas.openxmlformats.org/drawingml/2006/wordprocessingDrawing" xmlns:w10="urn:schemas-microsoft-com:office:word" xmlns:w="http://schemas.openxmlformats.org/wordprocessingml/2006/main" xmlns:wne="http://schemas.microsoft.com/office/word/2006/wordml">
+<w:hdr xmlns:wpc="http://schemas.microsoft.com/office/word/2010/wordprocessingCanvas" xmlns:cx="http://schemas.microsoft.com/office/drawing/2014/chartex" xmlns:cx1="http://schemas.microsoft.com/office/drawing/2015/9/8/chartex" xmlns:cx2="http://schemas.microsoft.com/office/drawing/2015/10/21/chartex" xmlns:cx3="http://schemas.microsoft.com/office/drawing/2016/5/9/chartex" xmlns:cx4="http://schemas.microsoft.com/office/drawing/2016/5/10/chartex" xmlns:cx5="http://schemas.microsoft.com/office/drawing/2016/5/11/chartex" xmlns:cx6="http://schemas.microsoft.com/office/drawing/2016/5/12/chartex" xmlns:cx7="http://schemas.microsoft.com/office/drawing/2016/5/13/chartex" xmlns:cx8="http://schemas.microsoft.com/office/drawing/2016/5/14/chartex" xmlns:mc="http://schemas.openxmlformats.org/markup-compatibility/2006" xmlns:aink="http://schemas.microsoft.com/office/drawing/2016/ink" xmlns:am3d="http://schemas.microsoft.com/office/drawing/2017/model3d" xmlns:o="urn:schemas-microsoft-com:office:office" xmlns:oel="http://schemas.microsoft.com/office/2019/extlst" xmlns:r="http://schemas.openxmlformats.org/officeDocument/2006/relationships" xmlns:m="http://schemas.openxmlformats.org/officeDocument/2006/math" xmlns:v="urn:schemas-microsoft-com:vml" xmlns:wp14="http://schemas.microsoft.com/office/word/2010/wordprocessingDrawing" xmlns:wp="http://schemas.openxmlformats.org/drawingml/2006/wordprocessingDrawing" xmlns:w10="urn:schemas-microsoft-com:office:word" xmlns:w="http://schemas.openxmlformats.org/wordprocessingml/2006/main" xmlns:w14="http://schemas.microsoft.com/office/word/2010/wordml" xmlns:w15="http://schemas.microsoft.com/office/word/2012/wordml" xmlns:w16cex="http://schemas.microsoft.com/office/word/2018/wordml/cex" xmlns:w16cid="http://schemas.microsoft.com/office/word/2016/wordml/cid" xmlns:w16="http://schemas.microsoft.com/office/word/2018/wordml" xmlns:w16du="http://schemas.microsoft.com/office/word/2023/wordml/word16du" xmlns:w16sdtdh="http://schemas.microsoft.com/office/word/2020/wordml/sdtdatahash" xmlns:w16sdtfl="http://schemas.microsoft.com/office/word/2024/wordml/sdtformatlock" xmlns:w16se="http://schemas.microsoft.com/office/word/2015/wordml/symex" xmlns:wpg="http://schemas.microsoft.com/office/word/2010/wordprocessingGroup" xmlns:wpi="http://schemas.microsoft.com/office/word/2010/wordprocessingInk" xmlns:wne="http://schemas.microsoft.com/office/word/2006/wordml" xmlns:wps="http://schemas.microsoft.com/office/word/2010/wordprocessingShape" mc:Ignorable="w14 w15 w16se w16cid w16 w16cex w16sdtdh w16sdtfl w16du wp14">
   <w:p>
     <w:pPr>
       <w:tabs>
@@ -13527,7 +13889,7 @@
       <w:tab/>
     </w:r>
     <w:r>
-      <w:object w:dxaOrig="4681" w:dyaOrig="4803">
+      <w:object w:dxaOrig="5528" w:dyaOrig="5672" w14:anchorId="3246C5F5">
         <v:shapetype id="_x0000_t75" coordsize="21600,21600" o:spt="75" o:preferrelative="t" path="m@4@5l@4@11@9@11@9@5xe" filled="f" stroked="f">
           <v:stroke joinstyle="miter"/>
           <v:formulas>
@@ -13547,10 +13909,10 @@
           <v:path o:extrusionok="f" gradientshapeok="t" o:connecttype="rect"/>
           <o:lock v:ext="edit" aspectratio="t"/>
         </v:shapetype>
-        <v:shape id="_x0000_i1025" type="#_x0000_t75" style="width:36pt;height:36pt" o:ole="">
+        <v:shape id="_x0000_i1025" type="#_x0000_t75" style="width:36pt;height:36pt">
           <v:imagedata r:id="rId1" o:title=""/>
         </v:shape>
-        <o:OLEObject Type="Embed" ProgID="CorelDRAW.Graphic.12" ShapeID="_x0000_i1025" DrawAspect="Content" ObjectID="_1798564472" r:id="rId2"/>
+        <o:OLEObject Type="Embed" ProgID="CorelDRAW.Graphic.12" ShapeID="_x0000_i1025" DrawAspect="Content" ObjectID="_1833181811" r:id="rId2"/>
       </w:object>
     </w:r>
     <w:r>
@@ -13570,8 +13932,8 @@
 </file>
 
 <file path=word/numbering.xml><?xml version="1.0" encoding="utf-8"?>
-<w:numbering xmlns:ve="http://schemas.openxmlformats.org/markup-compatibility/2006" xmlns:o="urn:schemas-microsoft-com:office:office" xmlns:r="http://schemas.openxmlformats.org/officeDocument/2006/relationships" xmlns:m="http://schemas.openxmlformats.org/officeDocument/2006/math" xmlns:v="urn:schemas-microsoft-com:vml" xmlns:wp="http://schemas.openxmlformats.org/drawingml/2006/wordprocessingDrawing" xmlns:w10="urn:schemas-microsoft-com:office:word" xmlns:w="http://schemas.openxmlformats.org/wordprocessingml/2006/main" xmlns:wne="http://schemas.microsoft.com/office/word/2006/wordml">
-  <w:abstractNum w:abstractNumId="0">
+<w:numbering xmlns:wpc="http://schemas.microsoft.com/office/word/2010/wordprocessingCanvas" xmlns:cx="http://schemas.microsoft.com/office/drawing/2014/chartex" xmlns:cx1="http://schemas.microsoft.com/office/drawing/2015/9/8/chartex" xmlns:cx2="http://schemas.microsoft.com/office/drawing/2015/10/21/chartex" xmlns:cx3="http://schemas.microsoft.com/office/drawing/2016/5/9/chartex" xmlns:cx4="http://schemas.microsoft.com/office/drawing/2016/5/10/chartex" xmlns:cx5="http://schemas.microsoft.com/office/drawing/2016/5/11/chartex" xmlns:cx6="http://schemas.microsoft.com/office/drawing/2016/5/12/chartex" xmlns:cx7="http://schemas.microsoft.com/office/drawing/2016/5/13/chartex" xmlns:cx8="http://schemas.microsoft.com/office/drawing/2016/5/14/chartex" xmlns:mc="http://schemas.openxmlformats.org/markup-compatibility/2006" xmlns:aink="http://schemas.microsoft.com/office/drawing/2016/ink" xmlns:am3d="http://schemas.microsoft.com/office/drawing/2017/model3d" xmlns:o="urn:schemas-microsoft-com:office:office" xmlns:oel="http://schemas.microsoft.com/office/2019/extlst" xmlns:r="http://schemas.openxmlformats.org/officeDocument/2006/relationships" xmlns:m="http://schemas.openxmlformats.org/officeDocument/2006/math" xmlns:v="urn:schemas-microsoft-com:vml" xmlns:wp14="http://schemas.microsoft.com/office/word/2010/wordprocessingDrawing" xmlns:wp="http://schemas.openxmlformats.org/drawingml/2006/wordprocessingDrawing" xmlns:w10="urn:schemas-microsoft-com:office:word" xmlns:w="http://schemas.openxmlformats.org/wordprocessingml/2006/main" xmlns:w14="http://schemas.microsoft.com/office/word/2010/wordml" xmlns:w15="http://schemas.microsoft.com/office/word/2012/wordml" xmlns:w16cex="http://schemas.microsoft.com/office/word/2018/wordml/cex" xmlns:w16cid="http://schemas.microsoft.com/office/word/2016/wordml/cid" xmlns:w16="http://schemas.microsoft.com/office/word/2018/wordml" xmlns:w16du="http://schemas.microsoft.com/office/word/2023/wordml/word16du" xmlns:w16sdtdh="http://schemas.microsoft.com/office/word/2020/wordml/sdtdatahash" xmlns:w16sdtfl="http://schemas.microsoft.com/office/word/2024/wordml/sdtformatlock" xmlns:w16se="http://schemas.microsoft.com/office/word/2015/wordml/symex" xmlns:wpg="http://schemas.microsoft.com/office/word/2010/wordprocessingGroup" xmlns:wpi="http://schemas.microsoft.com/office/word/2010/wordprocessingInk" xmlns:wne="http://schemas.microsoft.com/office/word/2006/wordml" xmlns:wps="http://schemas.microsoft.com/office/word/2010/wordprocessingShape" mc:Ignorable="w14 w15 w16se w16cid w16 w16cex w16sdtdh w16sdtfl w16du wp14">
+  <w:abstractNum w:abstractNumId="0" w15:restartNumberingAfterBreak="0">
     <w:nsid w:val="2515436D"/>
     <w:multiLevelType w:val="hybridMultilevel"/>
     <w:tmpl w:val="C952F6DE"/>
@@ -13684,7 +14046,7 @@
       </w:rPr>
     </w:lvl>
   </w:abstractNum>
-  <w:abstractNum w:abstractNumId="1">
+  <w:abstractNum w:abstractNumId="1" w15:restartNumberingAfterBreak="0">
     <w:nsid w:val="4AB376F6"/>
     <w:multiLevelType w:val="hybridMultilevel"/>
     <w:tmpl w:val="2A9CFD4A"/>
@@ -13770,7 +14132,7 @@
       </w:pPr>
     </w:lvl>
   </w:abstractNum>
-  <w:abstractNum w:abstractNumId="2">
+  <w:abstractNum w:abstractNumId="2" w15:restartNumberingAfterBreak="0">
     <w:nsid w:val="62A2259E"/>
     <w:multiLevelType w:val="hybridMultilevel"/>
     <w:tmpl w:val="4EE4D38E"/>
@@ -13859,20 +14221,20 @@
       </w:pPr>
     </w:lvl>
   </w:abstractNum>
-  <w:num w:numId="1">
+  <w:num w:numId="1" w16cid:durableId="369768527">
     <w:abstractNumId w:val="0"/>
   </w:num>
-  <w:num w:numId="2">
+  <w:num w:numId="2" w16cid:durableId="1850754396">
     <w:abstractNumId w:val="1"/>
   </w:num>
-  <w:num w:numId="3">
+  <w:num w:numId="3" w16cid:durableId="1227959295">
     <w:abstractNumId w:val="2"/>
   </w:num>
 </w:numbering>
 </file>
 
 <file path=word/styles.xml><?xml version="1.0" encoding="utf-8"?>
-<w:styles xmlns:r="http://schemas.openxmlformats.org/officeDocument/2006/relationships" xmlns:w="http://schemas.openxmlformats.org/wordprocessingml/2006/main">
+<w:styles xmlns:mc="http://schemas.openxmlformats.org/markup-compatibility/2006" xmlns:r="http://schemas.openxmlformats.org/officeDocument/2006/relationships" xmlns:w="http://schemas.openxmlformats.org/wordprocessingml/2006/main" xmlns:w14="http://schemas.microsoft.com/office/word/2010/wordml" xmlns:w15="http://schemas.microsoft.com/office/word/2012/wordml" xmlns:w16cex="http://schemas.microsoft.com/office/word/2018/wordml/cex" xmlns:w16cid="http://schemas.microsoft.com/office/word/2016/wordml/cid" xmlns:w16="http://schemas.microsoft.com/office/word/2018/wordml" xmlns:w16du="http://schemas.microsoft.com/office/word/2023/wordml/word16du" xmlns:w16sdtdh="http://schemas.microsoft.com/office/word/2020/wordml/sdtdatahash" xmlns:w16sdtfl="http://schemas.microsoft.com/office/word/2024/wordml/sdtformatlock" xmlns:w16se="http://schemas.microsoft.com/office/word/2015/wordml/symex" mc:Ignorable="w14 w15 w16se w16cid w16 w16cex w16sdtdh w16sdtfl w16du">
   <w:docDefaults>
     <w:rPrDefault>
       <w:rPr>
@@ -13888,144 +14250,383 @@
       </w:pPr>
     </w:pPrDefault>
   </w:docDefaults>
-  <w:latentStyles w:defLockedState="0" w:defUIPriority="99" w:defSemiHidden="1" w:defUnhideWhenUsed="1" w:defQFormat="0" w:count="267">
-    <w:lsdException w:name="Normal" w:semiHidden="0" w:uiPriority="0" w:unhideWhenUsed="0" w:qFormat="1"/>
-    <w:lsdException w:name="heading 1" w:semiHidden="0" w:uiPriority="9" w:unhideWhenUsed="0" w:qFormat="1"/>
-    <w:lsdException w:name="heading 2" w:uiPriority="9" w:qFormat="1"/>
-    <w:lsdException w:name="heading 3" w:uiPriority="9" w:qFormat="1"/>
-    <w:lsdException w:name="heading 4" w:uiPriority="9" w:qFormat="1"/>
-    <w:lsdException w:name="heading 5" w:uiPriority="9" w:qFormat="1"/>
-    <w:lsdException w:name="heading 6" w:uiPriority="9" w:qFormat="1"/>
-    <w:lsdException w:name="heading 7" w:uiPriority="9" w:qFormat="1"/>
-    <w:lsdException w:name="heading 8" w:uiPriority="9" w:qFormat="1"/>
-    <w:lsdException w:name="heading 9" w:uiPriority="9" w:qFormat="1"/>
-    <w:lsdException w:name="toc 1" w:uiPriority="39"/>
-    <w:lsdException w:name="toc 2" w:uiPriority="39"/>
-    <w:lsdException w:name="toc 3" w:uiPriority="39"/>
-    <w:lsdException w:name="toc 4" w:uiPriority="39"/>
-    <w:lsdException w:name="toc 5" w:uiPriority="39"/>
-    <w:lsdException w:name="toc 6" w:uiPriority="39"/>
-    <w:lsdException w:name="toc 7" w:uiPriority="39"/>
-    <w:lsdException w:name="toc 8" w:uiPriority="39"/>
-    <w:lsdException w:name="toc 9" w:uiPriority="39"/>
-    <w:lsdException w:name="caption" w:uiPriority="35" w:qFormat="1"/>
-    <w:lsdException w:name="Title" w:semiHidden="0" w:uiPriority="10" w:unhideWhenUsed="0" w:qFormat="1"/>
-    <w:lsdException w:name="Default Paragraph Font" w:uiPriority="1"/>
-    <w:lsdException w:name="Subtitle" w:semiHidden="0" w:uiPriority="11" w:unhideWhenUsed="0" w:qFormat="1"/>
-    <w:lsdException w:name="Strong" w:semiHidden="0" w:uiPriority="22" w:unhideWhenUsed="0" w:qFormat="1"/>
-    <w:lsdException w:name="Emphasis" w:semiHidden="0" w:uiPriority="20" w:unhideWhenUsed="0" w:qFormat="1"/>
-    <w:lsdException w:name="Table Grid" w:semiHidden="0" w:uiPriority="59" w:unhideWhenUsed="0"/>
-    <w:lsdException w:name="Placeholder Text" w:unhideWhenUsed="0"/>
-    <w:lsdException w:name="No Spacing" w:semiHidden="0" w:uiPriority="1" w:unhideWhenUsed="0" w:qFormat="1"/>
-    <w:lsdException w:name="Light Shading" w:semiHidden="0" w:uiPriority="60" w:unhideWhenUsed="0"/>
-    <w:lsdException w:name="Light List" w:semiHidden="0" w:uiPriority="61" w:unhideWhenUsed="0"/>
-    <w:lsdException w:name="Light Grid" w:semiHidden="0" w:uiPriority="62" w:unhideWhenUsed="0"/>
-    <w:lsdException w:name="Medium Shading 1" w:semiHidden="0" w:uiPriority="63" w:unhideWhenUsed="0"/>
-    <w:lsdException w:name="Medium Shading 2" w:semiHidden="0" w:uiPriority="64" w:unhideWhenUsed="0"/>
-    <w:lsdException w:name="Medium List 1" w:semiHidden="0" w:uiPriority="65" w:unhideWhenUsed="0"/>
-    <w:lsdException w:name="Medium List 2" w:semiHidden="0" w:uiPriority="66" w:unhideWhenUsed="0"/>
-    <w:lsdException w:name="Medium Grid 1" w:semiHidden="0" w:uiPriority="67" w:unhideWhenUsed="0"/>
-    <w:lsdException w:name="Medium Grid 2" w:semiHidden="0" w:uiPriority="68" w:unhideWhenUsed="0"/>
-    <w:lsdException w:name="Medium Grid 3" w:semiHidden="0" w:uiPriority="69" w:unhideWhenUsed="0"/>
-    <w:lsdException w:name="Dark List" w:semiHidden="0" w:uiPriority="70" w:unhideWhenUsed="0"/>
-    <w:lsdException w:name="Colorful Shading" w:semiHidden="0" w:uiPriority="71" w:unhideWhenUsed="0"/>
-    <w:lsdException w:name="Colorful List" w:semiHidden="0" w:uiPriority="72" w:unhideWhenUsed="0"/>
-    <w:lsdException w:name="Colorful Grid" w:semiHidden="0" w:uiPriority="73" w:unhideWhenUsed="0"/>
-    <w:lsdException w:name="Light Shading Accent 1" w:semiHidden="0" w:uiPriority="60" w:unhideWhenUsed="0"/>
-    <w:lsdException w:name="Light List Accent 1" w:semiHidden="0" w:uiPriority="61" w:unhideWhenUsed="0"/>
-    <w:lsdException w:name="Light Grid Accent 1" w:semiHidden="0" w:uiPriority="62" w:unhideWhenUsed="0"/>
-    <w:lsdException w:name="Medium Shading 1 Accent 1" w:semiHidden="0" w:uiPriority="63" w:unhideWhenUsed="0"/>
-    <w:lsdException w:name="Medium Shading 2 Accent 1" w:semiHidden="0" w:uiPriority="64" w:unhideWhenUsed="0"/>
-    <w:lsdException w:name="Medium List 1 Accent 1" w:semiHidden="0" w:uiPriority="65" w:unhideWhenUsed="0"/>
-    <w:lsdException w:name="Revision" w:unhideWhenUsed="0"/>
-    <w:lsdException w:name="List Paragraph" w:semiHidden="0" w:uiPriority="34" w:unhideWhenUsed="0" w:qFormat="1"/>
-    <w:lsdException w:name="Quote" w:semiHidden="0" w:uiPriority="29" w:unhideWhenUsed="0" w:qFormat="1"/>
-    <w:lsdException w:name="Intense Quote" w:semiHidden="0" w:uiPriority="30" w:unhideWhenUsed="0" w:qFormat="1"/>
-    <w:lsdException w:name="Medium List 2 Accent 1" w:semiHidden="0" w:uiPriority="66" w:unhideWhenUsed="0"/>
-    <w:lsdException w:name="Medium Grid 1 Accent 1" w:semiHidden="0" w:uiPriority="67" w:unhideWhenUsed="0"/>
-    <w:lsdException w:name="Medium Grid 2 Accent 1" w:semiHidden="0" w:uiPriority="68" w:unhideWhenUsed="0"/>
-    <w:lsdException w:name="Medium Grid 3 Accent 1" w:semiHidden="0" w:uiPriority="69" w:unhideWhenUsed="0"/>
-    <w:lsdException w:name="Dark List Accent 1" w:semiHidden="0" w:uiPriority="70" w:unhideWhenUsed="0"/>
-    <w:lsdException w:name="Colorful Shading Accent 1" w:semiHidden="0" w:uiPriority="71" w:unhideWhenUsed="0"/>
-    <w:lsdException w:name="Colorful List Accent 1" w:semiHidden="0" w:uiPriority="72" w:unhideWhenUsed="0"/>
-    <w:lsdException w:name="Colorful Grid Accent 1" w:semiHidden="0" w:uiPriority="73" w:unhideWhenUsed="0"/>
-    <w:lsdException w:name="Light Shading Accent 2" w:semiHidden="0" w:uiPriority="60" w:unhideWhenUsed="0"/>
-    <w:lsdException w:name="Light List Accent 2" w:semiHidden="0" w:uiPriority="61" w:unhideWhenUsed="0"/>
-    <w:lsdException w:name="Light Grid Accent 2" w:semiHidden="0" w:uiPriority="62" w:unhideWhenUsed="0"/>
-    <w:lsdException w:name="Medium Shading 1 Accent 2" w:semiHidden="0" w:uiPriority="63" w:unhideWhenUsed="0"/>
-    <w:lsdException w:name="Medium Shading 2 Accent 2" w:semiHidden="0" w:uiPriority="64" w:unhideWhenUsed="0"/>
-    <w:lsdException w:name="Medium List 1 Accent 2" w:semiHidden="0" w:uiPriority="65" w:unhideWhenUsed="0"/>
-    <w:lsdException w:name="Medium List 2 Accent 2" w:semiHidden="0" w:uiPriority="66" w:unhideWhenUsed="0"/>
-    <w:lsdException w:name="Medium Grid 1 Accent 2" w:semiHidden="0" w:uiPriority="67" w:unhideWhenUsed="0"/>
-    <w:lsdException w:name="Medium Grid 2 Accent 2" w:semiHidden="0" w:uiPriority="68" w:unhideWhenUsed="0"/>
-    <w:lsdException w:name="Medium Grid 3 Accent 2" w:semiHidden="0" w:uiPriority="69" w:unhideWhenUsed="0"/>
-    <w:lsdException w:name="Dark List Accent 2" w:semiHidden="0" w:uiPriority="70" w:unhideWhenUsed="0"/>
-    <w:lsdException w:name="Colorful Shading Accent 2" w:semiHidden="0" w:uiPriority="71" w:unhideWhenUsed="0"/>
-    <w:lsdException w:name="Colorful List Accent 2" w:semiHidden="0" w:uiPriority="72" w:unhideWhenUsed="0"/>
-    <w:lsdException w:name="Colorful Grid Accent 2" w:semiHidden="0" w:uiPriority="73" w:unhideWhenUsed="0"/>
-    <w:lsdException w:name="Light Shading Accent 3" w:semiHidden="0" w:uiPriority="60" w:unhideWhenUsed="0"/>
-    <w:lsdException w:name="Light List Accent 3" w:semiHidden="0" w:uiPriority="61" w:unhideWhenUsed="0"/>
-    <w:lsdException w:name="Light Grid Accent 3" w:semiHidden="0" w:uiPriority="62" w:unhideWhenUsed="0"/>
-    <w:lsdException w:name="Medium Shading 1 Accent 3" w:semiHidden="0" w:uiPriority="63" w:unhideWhenUsed="0"/>
-    <w:lsdException w:name="Medium Shading 2 Accent 3" w:semiHidden="0" w:uiPriority="64" w:unhideWhenUsed="0"/>
-    <w:lsdException w:name="Medium List 1 Accent 3" w:semiHidden="0" w:uiPriority="65" w:unhideWhenUsed="0"/>
-    <w:lsdException w:name="Medium List 2 Accent 3" w:semiHidden="0" w:uiPriority="66" w:unhideWhenUsed="0"/>
-    <w:lsdException w:name="Medium Grid 1 Accent 3" w:semiHidden="0" w:uiPriority="67" w:unhideWhenUsed="0"/>
-    <w:lsdException w:name="Medium Grid 2 Accent 3" w:semiHidden="0" w:uiPriority="68" w:unhideWhenUsed="0"/>
-    <w:lsdException w:name="Medium Grid 3 Accent 3" w:semiHidden="0" w:uiPriority="69" w:unhideWhenUsed="0"/>
-    <w:lsdException w:name="Dark List Accent 3" w:semiHidden="0" w:uiPriority="70" w:unhideWhenUsed="0"/>
-    <w:lsdException w:name="Colorful Shading Accent 3" w:semiHidden="0" w:uiPriority="71" w:unhideWhenUsed="0"/>
-    <w:lsdException w:name="Colorful List Accent 3" w:semiHidden="0" w:uiPriority="72" w:unhideWhenUsed="0"/>
-    <w:lsdException w:name="Colorful Grid Accent 3" w:semiHidden="0" w:uiPriority="73" w:unhideWhenUsed="0"/>
-    <w:lsdException w:name="Light Shading Accent 4" w:semiHidden="0" w:uiPriority="60" w:unhideWhenUsed="0"/>
-    <w:lsdException w:name="Light List Accent 4" w:semiHidden="0" w:uiPriority="61" w:unhideWhenUsed="0"/>
-    <w:lsdException w:name="Light Grid Accent 4" w:semiHidden="0" w:uiPriority="62" w:unhideWhenUsed="0"/>
-    <w:lsdException w:name="Medium Shading 1 Accent 4" w:semiHidden="0" w:uiPriority="63" w:unhideWhenUsed="0"/>
-    <w:lsdException w:name="Medium Shading 2 Accent 4" w:semiHidden="0" w:uiPriority="64" w:unhideWhenUsed="0"/>
-    <w:lsdException w:name="Medium List 1 Accent 4" w:semiHidden="0" w:uiPriority="65" w:unhideWhenUsed="0"/>
-    <w:lsdException w:name="Medium List 2 Accent 4" w:semiHidden="0" w:uiPriority="66" w:unhideWhenUsed="0"/>
-    <w:lsdException w:name="Medium Grid 1 Accent 4" w:semiHidden="0" w:uiPriority="67" w:unhideWhenUsed="0"/>
-    <w:lsdException w:name="Medium Grid 2 Accent 4" w:semiHidden="0" w:uiPriority="68" w:unhideWhenUsed="0"/>
-    <w:lsdException w:name="Medium Grid 3 Accent 4" w:semiHidden="0" w:uiPriority="69" w:unhideWhenUsed="0"/>
-    <w:lsdException w:name="Dark List Accent 4" w:semiHidden="0" w:uiPriority="70" w:unhideWhenUsed="0"/>
-    <w:lsdException w:name="Colorful Shading Accent 4" w:semiHidden="0" w:uiPriority="71" w:unhideWhenUsed="0"/>
-    <w:lsdException w:name="Colorful List Accent 4" w:semiHidden="0" w:uiPriority="72" w:unhideWhenUsed="0"/>
-    <w:lsdException w:name="Colorful Grid Accent 4" w:semiHidden="0" w:uiPriority="73" w:unhideWhenUsed="0"/>
-    <w:lsdException w:name="Light Shading Accent 5" w:semiHidden="0" w:uiPriority="60" w:unhideWhenUsed="0"/>
-    <w:lsdException w:name="Light List Accent 5" w:semiHidden="0" w:uiPriority="61" w:unhideWhenUsed="0"/>
-    <w:lsdException w:name="Light Grid Accent 5" w:semiHidden="0" w:uiPriority="62" w:unhideWhenUsed="0"/>
-    <w:lsdException w:name="Medium Shading 1 Accent 5" w:semiHidden="0" w:uiPriority="63" w:unhideWhenUsed="0"/>
-    <w:lsdException w:name="Medium Shading 2 Accent 5" w:semiHidden="0" w:uiPriority="64" w:unhideWhenUsed="0"/>
-    <w:lsdException w:name="Medium List 1 Accent 5" w:semiHidden="0" w:uiPriority="65" w:unhideWhenUsed="0"/>
-    <w:lsdException w:name="Medium List 2 Accent 5" w:semiHidden="0" w:uiPriority="66" w:unhideWhenUsed="0"/>
-    <w:lsdException w:name="Medium Grid 1 Accent 5" w:semiHidden="0" w:uiPriority="67" w:unhideWhenUsed="0"/>
-    <w:lsdException w:name="Medium Grid 2 Accent 5" w:semiHidden="0" w:uiPriority="68" w:unhideWhenUsed="0"/>
-    <w:lsdException w:name="Medium Grid 3 Accent 5" w:semiHidden="0" w:uiPriority="69" w:unhideWhenUsed="0"/>
-    <w:lsdException w:name="Dark List Accent 5" w:semiHidden="0" w:uiPriority="70" w:unhideWhenUsed="0"/>
-    <w:lsdException w:name="Colorful Shading Accent 5" w:semiHidden="0" w:uiPriority="71" w:unhideWhenUsed="0"/>
-    <w:lsdException w:name="Colorful List Accent 5" w:semiHidden="0" w:uiPriority="72" w:unhideWhenUsed="0"/>
-    <w:lsdException w:name="Colorful Grid Accent 5" w:semiHidden="0" w:uiPriority="73" w:unhideWhenUsed="0"/>
-    <w:lsdException w:name="Light Shading Accent 6" w:semiHidden="0" w:uiPriority="60" w:unhideWhenUsed="0"/>
-    <w:lsdException w:name="Light List Accent 6" w:semiHidden="0" w:uiPriority="61" w:unhideWhenUsed="0"/>
-    <w:lsdException w:name="Light Grid Accent 6" w:semiHidden="0" w:uiPriority="62" w:unhideWhenUsed="0"/>
-    <w:lsdException w:name="Medium Shading 1 Accent 6" w:semiHidden="0" w:uiPriority="63" w:unhideWhenUsed="0"/>
-    <w:lsdException w:name="Medium Shading 2 Accent 6" w:semiHidden="0" w:uiPriority="64" w:unhideWhenUsed="0"/>
-    <w:lsdException w:name="Medium List 1 Accent 6" w:semiHidden="0" w:uiPriority="65" w:unhideWhenUsed="0"/>
-    <w:lsdException w:name="Medium List 2 Accent 6" w:semiHidden="0" w:uiPriority="66" w:unhideWhenUsed="0"/>
-    <w:lsdException w:name="Medium Grid 1 Accent 6" w:semiHidden="0" w:uiPriority="67" w:unhideWhenUsed="0"/>
-    <w:lsdException w:name="Medium Grid 2 Accent 6" w:semiHidden="0" w:uiPriority="68" w:unhideWhenUsed="0"/>
-    <w:lsdException w:name="Medium Grid 3 Accent 6" w:semiHidden="0" w:uiPriority="69" w:unhideWhenUsed="0"/>
-    <w:lsdException w:name="Dark List Accent 6" w:semiHidden="0" w:uiPriority="70" w:unhideWhenUsed="0"/>
-    <w:lsdException w:name="Colorful Shading Accent 6" w:semiHidden="0" w:uiPriority="71" w:unhideWhenUsed="0"/>
-    <w:lsdException w:name="Colorful List Accent 6" w:semiHidden="0" w:uiPriority="72" w:unhideWhenUsed="0"/>
-    <w:lsdException w:name="Colorful Grid Accent 6" w:semiHidden="0" w:uiPriority="73" w:unhideWhenUsed="0"/>
-    <w:lsdException w:name="Subtle Emphasis" w:semiHidden="0" w:uiPriority="19" w:unhideWhenUsed="0" w:qFormat="1"/>
-    <w:lsdException w:name="Intense Emphasis" w:semiHidden="0" w:uiPriority="21" w:unhideWhenUsed="0" w:qFormat="1"/>
-    <w:lsdException w:name="Subtle Reference" w:semiHidden="0" w:uiPriority="31" w:unhideWhenUsed="0" w:qFormat="1"/>
-    <w:lsdException w:name="Intense Reference" w:semiHidden="0" w:uiPriority="32" w:unhideWhenUsed="0" w:qFormat="1"/>
-    <w:lsdException w:name="Book Title" w:semiHidden="0" w:uiPriority="33" w:unhideWhenUsed="0" w:qFormat="1"/>
-    <w:lsdException w:name="Bibliography" w:uiPriority="37"/>
-    <w:lsdException w:name="TOC Heading" w:uiPriority="39" w:qFormat="1"/>
+  <w:latentStyles w:defLockedState="0" w:defUIPriority="99" w:defSemiHidden="0" w:defUnhideWhenUsed="0" w:defQFormat="0" w:count="376">
+    <w:lsdException w:name="Normal" w:uiPriority="0" w:qFormat="1"/>
+    <w:lsdException w:name="heading 1" w:uiPriority="9" w:qFormat="1"/>
+    <w:lsdException w:name="heading 2" w:semiHidden="1" w:uiPriority="9" w:unhideWhenUsed="1" w:qFormat="1"/>
+    <w:lsdException w:name="heading 3" w:semiHidden="1" w:uiPriority="9" w:unhideWhenUsed="1" w:qFormat="1"/>
+    <w:lsdException w:name="heading 4" w:semiHidden="1" w:uiPriority="9" w:unhideWhenUsed="1" w:qFormat="1"/>
+    <w:lsdException w:name="heading 5" w:semiHidden="1" w:uiPriority="9" w:unhideWhenUsed="1" w:qFormat="1"/>
+    <w:lsdException w:name="heading 6" w:semiHidden="1" w:uiPriority="9" w:unhideWhenUsed="1" w:qFormat="1"/>
+    <w:lsdException w:name="heading 7" w:semiHidden="1" w:uiPriority="9" w:unhideWhenUsed="1" w:qFormat="1"/>
+    <w:lsdException w:name="heading 8" w:semiHidden="1" w:uiPriority="9" w:unhideWhenUsed="1" w:qFormat="1"/>
+    <w:lsdException w:name="heading 9" w:semiHidden="1" w:uiPriority="9" w:unhideWhenUsed="1" w:qFormat="1"/>
+    <w:lsdException w:name="index 1" w:semiHidden="1" w:unhideWhenUsed="1"/>
+    <w:lsdException w:name="index 2" w:semiHidden="1" w:unhideWhenUsed="1"/>
+    <w:lsdException w:name="index 3" w:semiHidden="1" w:unhideWhenUsed="1"/>
+    <w:lsdException w:name="index 4" w:semiHidden="1" w:unhideWhenUsed="1"/>
+    <w:lsdException w:name="index 5" w:semiHidden="1" w:unhideWhenUsed="1"/>
+    <w:lsdException w:name="index 6" w:semiHidden="1" w:unhideWhenUsed="1"/>
+    <w:lsdException w:name="index 7" w:semiHidden="1" w:unhideWhenUsed="1"/>
+    <w:lsdException w:name="index 8" w:semiHidden="1" w:unhideWhenUsed="1"/>
+    <w:lsdException w:name="index 9" w:semiHidden="1" w:unhideWhenUsed="1"/>
+    <w:lsdException w:name="toc 1" w:semiHidden="1" w:uiPriority="39" w:unhideWhenUsed="1"/>
+    <w:lsdException w:name="toc 2" w:semiHidden="1" w:uiPriority="39" w:unhideWhenUsed="1"/>
+    <w:lsdException w:name="toc 3" w:semiHidden="1" w:uiPriority="39" w:unhideWhenUsed="1"/>
+    <w:lsdException w:name="toc 4" w:semiHidden="1" w:uiPriority="39" w:unhideWhenUsed="1"/>
+    <w:lsdException w:name="toc 5" w:semiHidden="1" w:uiPriority="39" w:unhideWhenUsed="1"/>
+    <w:lsdException w:name="toc 6" w:semiHidden="1" w:uiPriority="39" w:unhideWhenUsed="1"/>
+    <w:lsdException w:name="toc 7" w:semiHidden="1" w:uiPriority="39" w:unhideWhenUsed="1"/>
+    <w:lsdException w:name="toc 8" w:semiHidden="1" w:uiPriority="39" w:unhideWhenUsed="1"/>
+    <w:lsdException w:name="toc 9" w:semiHidden="1" w:uiPriority="39" w:unhideWhenUsed="1"/>
+    <w:lsdException w:name="Normal Indent" w:semiHidden="1" w:unhideWhenUsed="1"/>
+    <w:lsdException w:name="footnote text" w:semiHidden="1" w:unhideWhenUsed="1"/>
+    <w:lsdException w:name="annotation text" w:semiHidden="1" w:unhideWhenUsed="1"/>
+    <w:lsdException w:name="header" w:semiHidden="1" w:unhideWhenUsed="1"/>
+    <w:lsdException w:name="footer" w:semiHidden="1" w:unhideWhenUsed="1"/>
+    <w:lsdException w:name="index heading" w:semiHidden="1" w:unhideWhenUsed="1"/>
+    <w:lsdException w:name="caption" w:semiHidden="1" w:uiPriority="35" w:unhideWhenUsed="1" w:qFormat="1"/>
+    <w:lsdException w:name="table of figures" w:semiHidden="1" w:unhideWhenUsed="1"/>
+    <w:lsdException w:name="envelope address" w:semiHidden="1" w:unhideWhenUsed="1"/>
+    <w:lsdException w:name="envelope return" w:semiHidden="1" w:unhideWhenUsed="1"/>
+    <w:lsdException w:name="footnote reference" w:semiHidden="1" w:unhideWhenUsed="1"/>
+    <w:lsdException w:name="annotation reference" w:semiHidden="1" w:unhideWhenUsed="1"/>
+    <w:lsdException w:name="line number" w:semiHidden="1" w:unhideWhenUsed="1"/>
+    <w:lsdException w:name="page number" w:semiHidden="1" w:unhideWhenUsed="1"/>
+    <w:lsdException w:name="endnote reference" w:semiHidden="1" w:unhideWhenUsed="1"/>
+    <w:lsdException w:name="endnote text" w:semiHidden="1" w:unhideWhenUsed="1"/>
+    <w:lsdException w:name="table of authorities" w:semiHidden="1" w:unhideWhenUsed="1"/>
+    <w:lsdException w:name="macro" w:semiHidden="1" w:unhideWhenUsed="1"/>
+    <w:lsdException w:name="toa heading" w:semiHidden="1" w:unhideWhenUsed="1"/>
+    <w:lsdException w:name="List" w:semiHidden="1" w:unhideWhenUsed="1"/>
+    <w:lsdException w:name="List Bullet" w:semiHidden="1" w:unhideWhenUsed="1"/>
+    <w:lsdException w:name="List Number" w:semiHidden="1" w:unhideWhenUsed="1"/>
+    <w:lsdException w:name="List 2" w:semiHidden="1" w:unhideWhenUsed="1"/>
+    <w:lsdException w:name="List 3" w:semiHidden="1" w:unhideWhenUsed="1"/>
+    <w:lsdException w:name="List 4" w:semiHidden="1" w:unhideWhenUsed="1"/>
+    <w:lsdException w:name="List 5" w:semiHidden="1" w:unhideWhenUsed="1"/>
+    <w:lsdException w:name="List Bullet 2" w:semiHidden="1" w:unhideWhenUsed="1"/>
+    <w:lsdException w:name="List Bullet 3" w:semiHidden="1" w:unhideWhenUsed="1"/>
+    <w:lsdException w:name="List Bullet 4" w:semiHidden="1" w:unhideWhenUsed="1"/>
+    <w:lsdException w:name="List Bullet 5" w:semiHidden="1" w:unhideWhenUsed="1"/>
+    <w:lsdException w:name="List Number 2" w:semiHidden="1" w:unhideWhenUsed="1"/>
+    <w:lsdException w:name="List Number 3" w:semiHidden="1" w:unhideWhenUsed="1"/>
+    <w:lsdException w:name="List Number 4" w:semiHidden="1" w:unhideWhenUsed="1"/>
+    <w:lsdException w:name="List Number 5" w:semiHidden="1" w:unhideWhenUsed="1"/>
+    <w:lsdException w:name="Title" w:uiPriority="10" w:qFormat="1"/>
+    <w:lsdException w:name="Closing" w:semiHidden="1" w:unhideWhenUsed="1"/>
+    <w:lsdException w:name="Signature" w:semiHidden="1" w:unhideWhenUsed="1"/>
+    <w:lsdException w:name="Default Paragraph Font" w:semiHidden="1" w:uiPriority="1" w:unhideWhenUsed="1"/>
+    <w:lsdException w:name="Body Text" w:semiHidden="1" w:unhideWhenUsed="1"/>
+    <w:lsdException w:name="Body Text Indent" w:semiHidden="1" w:unhideWhenUsed="1"/>
+    <w:lsdException w:name="List Continue" w:semiHidden="1" w:unhideWhenUsed="1"/>
+    <w:lsdException w:name="List Continue 2" w:semiHidden="1" w:unhideWhenUsed="1"/>
+    <w:lsdException w:name="List Continue 3" w:semiHidden="1" w:unhideWhenUsed="1"/>
+    <w:lsdException w:name="List Continue 4" w:semiHidden="1" w:unhideWhenUsed="1"/>
+    <w:lsdException w:name="List Continue 5" w:semiHidden="1" w:unhideWhenUsed="1"/>
+    <w:lsdException w:name="Message Header" w:semiHidden="1" w:unhideWhenUsed="1"/>
+    <w:lsdException w:name="Subtitle" w:uiPriority="11" w:qFormat="1"/>
+    <w:lsdException w:name="Salutation" w:semiHidden="1" w:unhideWhenUsed="1"/>
+    <w:lsdException w:name="Date" w:semiHidden="1" w:unhideWhenUsed="1"/>
+    <w:lsdException w:name="Body Text First Indent" w:semiHidden="1" w:unhideWhenUsed="1"/>
+    <w:lsdException w:name="Body Text First Indent 2" w:semiHidden="1" w:unhideWhenUsed="1"/>
+    <w:lsdException w:name="Note Heading" w:semiHidden="1" w:unhideWhenUsed="1"/>
+    <w:lsdException w:name="Body Text 2" w:semiHidden="1" w:unhideWhenUsed="1"/>
+    <w:lsdException w:name="Body Text 3" w:semiHidden="1" w:unhideWhenUsed="1"/>
+    <w:lsdException w:name="Body Text Indent 2" w:semiHidden="1" w:unhideWhenUsed="1"/>
+    <w:lsdException w:name="Body Text Indent 3" w:semiHidden="1" w:unhideWhenUsed="1"/>
+    <w:lsdException w:name="Block Text" w:semiHidden="1" w:unhideWhenUsed="1"/>
+    <w:lsdException w:name="Hyperlink" w:semiHidden="1" w:unhideWhenUsed="1"/>
+    <w:lsdException w:name="FollowedHyperlink" w:semiHidden="1" w:unhideWhenUsed="1"/>
+    <w:lsdException w:name="Strong" w:uiPriority="22" w:qFormat="1"/>
+    <w:lsdException w:name="Emphasis" w:uiPriority="20" w:qFormat="1"/>
+    <w:lsdException w:name="Document Map" w:semiHidden="1" w:unhideWhenUsed="1"/>
+    <w:lsdException w:name="Plain Text" w:semiHidden="1" w:unhideWhenUsed="1"/>
+    <w:lsdException w:name="E-mail Signature" w:semiHidden="1" w:unhideWhenUsed="1"/>
+    <w:lsdException w:name="HTML Top of Form" w:semiHidden="1" w:unhideWhenUsed="1"/>
+    <w:lsdException w:name="HTML Bottom of Form" w:semiHidden="1" w:unhideWhenUsed="1"/>
+    <w:lsdException w:name="Normal (Web)" w:semiHidden="1" w:unhideWhenUsed="1"/>
+    <w:lsdException w:name="HTML Acronym" w:semiHidden="1" w:unhideWhenUsed="1"/>
+    <w:lsdException w:name="HTML Address" w:semiHidden="1" w:unhideWhenUsed="1"/>
+    <w:lsdException w:name="HTML Cite" w:semiHidden="1" w:unhideWhenUsed="1"/>
+    <w:lsdException w:name="HTML Code" w:semiHidden="1" w:unhideWhenUsed="1"/>
+    <w:lsdException w:name="HTML Definition" w:semiHidden="1" w:unhideWhenUsed="1"/>
+    <w:lsdException w:name="HTML Keyboard" w:semiHidden="1" w:unhideWhenUsed="1"/>
+    <w:lsdException w:name="HTML Preformatted" w:semiHidden="1" w:unhideWhenUsed="1"/>
+    <w:lsdException w:name="HTML Sample" w:semiHidden="1" w:unhideWhenUsed="1"/>
+    <w:lsdException w:name="HTML Typewriter" w:semiHidden="1" w:unhideWhenUsed="1"/>
+    <w:lsdException w:name="HTML Variable" w:semiHidden="1" w:unhideWhenUsed="1"/>
+    <w:lsdException w:name="Normal Table" w:semiHidden="1" w:unhideWhenUsed="1"/>
+    <w:lsdException w:name="annotation subject" w:semiHidden="1" w:unhideWhenUsed="1"/>
+    <w:lsdException w:name="No List" w:semiHidden="1" w:unhideWhenUsed="1"/>
+    <w:lsdException w:name="Outline List 1" w:semiHidden="1" w:unhideWhenUsed="1"/>
+    <w:lsdException w:name="Outline List 2" w:semiHidden="1" w:unhideWhenUsed="1"/>
+    <w:lsdException w:name="Outline List 3" w:semiHidden="1" w:unhideWhenUsed="1"/>
+    <w:lsdException w:name="Table Simple 1" w:semiHidden="1" w:unhideWhenUsed="1"/>
+    <w:lsdException w:name="Table Simple 2" w:semiHidden="1" w:unhideWhenUsed="1"/>
+    <w:lsdException w:name="Table Simple 3" w:semiHidden="1" w:unhideWhenUsed="1"/>
+    <w:lsdException w:name="Table Classic 1" w:semiHidden="1" w:unhideWhenUsed="1"/>
+    <w:lsdException w:name="Table Classic 2" w:semiHidden="1" w:unhideWhenUsed="1"/>
+    <w:lsdException w:name="Table Classic 3" w:semiHidden="1" w:unhideWhenUsed="1"/>
+    <w:lsdException w:name="Table Classic 4" w:semiHidden="1" w:unhideWhenUsed="1"/>
+    <w:lsdException w:name="Table Colorful 1" w:semiHidden="1" w:unhideWhenUsed="1"/>
+    <w:lsdException w:name="Table Colorful 2" w:semiHidden="1" w:unhideWhenUsed="1"/>
+    <w:lsdException w:name="Table Colorful 3" w:semiHidden="1" w:unhideWhenUsed="1"/>
+    <w:lsdException w:name="Table Columns 1" w:semiHidden="1" w:unhideWhenUsed="1"/>
+    <w:lsdException w:name="Table Columns 2" w:semiHidden="1" w:unhideWhenUsed="1"/>
+    <w:lsdException w:name="Table Columns 3" w:semiHidden="1" w:unhideWhenUsed="1"/>
+    <w:lsdException w:name="Table Columns 4" w:semiHidden="1" w:unhideWhenUsed="1"/>
+    <w:lsdException w:name="Table Columns 5" w:semiHidden="1" w:unhideWhenUsed="1"/>
+    <w:lsdException w:name="Table Grid 1" w:semiHidden="1" w:unhideWhenUsed="1"/>
+    <w:lsdException w:name="Table Grid 2" w:semiHidden="1" w:unhideWhenUsed="1"/>
+    <w:lsdException w:name="Table Grid 3" w:semiHidden="1" w:unhideWhenUsed="1"/>
+    <w:lsdException w:name="Table Grid 4" w:semiHidden="1" w:unhideWhenUsed="1"/>
+    <w:lsdException w:name="Table Grid 5" w:semiHidden="1" w:unhideWhenUsed="1"/>
+    <w:lsdException w:name="Table Grid 6" w:semiHidden="1" w:unhideWhenUsed="1"/>
+    <w:lsdException w:name="Table Grid 7" w:semiHidden="1" w:unhideWhenUsed="1"/>
+    <w:lsdException w:name="Table Grid 8" w:semiHidden="1" w:unhideWhenUsed="1"/>
+    <w:lsdException w:name="Table List 1" w:semiHidden="1" w:unhideWhenUsed="1"/>
+    <w:lsdException w:name="Table List 2" w:semiHidden="1" w:unhideWhenUsed="1"/>
+    <w:lsdException w:name="Table List 3" w:semiHidden="1" w:unhideWhenUsed="1"/>
+    <w:lsdException w:name="Table List 4" w:semiHidden="1" w:unhideWhenUsed="1"/>
+    <w:lsdException w:name="Table List 5" w:semiHidden="1" w:unhideWhenUsed="1"/>
+    <w:lsdException w:name="Table List 6" w:semiHidden="1" w:unhideWhenUsed="1"/>
+    <w:lsdException w:name="Table List 7" w:semiHidden="1" w:unhideWhenUsed="1"/>
+    <w:lsdException w:name="Table List 8" w:semiHidden="1" w:unhideWhenUsed="1"/>
+    <w:lsdException w:name="Table 3D effects 1" w:semiHidden="1" w:unhideWhenUsed="1"/>
+    <w:lsdException w:name="Table 3D effects 2" w:semiHidden="1" w:unhideWhenUsed="1"/>
+    <w:lsdException w:name="Table 3D effects 3" w:semiHidden="1" w:unhideWhenUsed="1"/>
+    <w:lsdException w:name="Table Contemporary" w:semiHidden="1" w:unhideWhenUsed="1"/>
+    <w:lsdException w:name="Table Elegant" w:semiHidden="1" w:unhideWhenUsed="1"/>
+    <w:lsdException w:name="Table Professional" w:semiHidden="1" w:unhideWhenUsed="1"/>
+    <w:lsdException w:name="Table Subtle 1" w:semiHidden="1" w:unhideWhenUsed="1"/>
+    <w:lsdException w:name="Table Subtle 2" w:semiHidden="1" w:unhideWhenUsed="1"/>
+    <w:lsdException w:name="Table Web 1" w:semiHidden="1" w:unhideWhenUsed="1"/>
+    <w:lsdException w:name="Table Web 2" w:semiHidden="1" w:unhideWhenUsed="1"/>
+    <w:lsdException w:name="Table Web 3" w:semiHidden="1" w:unhideWhenUsed="1"/>
+    <w:lsdException w:name="Balloon Text" w:semiHidden="1" w:unhideWhenUsed="1"/>
+    <w:lsdException w:name="Table Grid" w:uiPriority="59"/>
+    <w:lsdException w:name="Table Theme" w:semiHidden="1" w:unhideWhenUsed="1"/>
+    <w:lsdException w:name="Placeholder Text" w:semiHidden="1"/>
+    <w:lsdException w:name="No Spacing" w:uiPriority="1" w:qFormat="1"/>
+    <w:lsdException w:name="Light Shading" w:uiPriority="60"/>
+    <w:lsdException w:name="Light List" w:uiPriority="61"/>
+    <w:lsdException w:name="Light Grid" w:uiPriority="62"/>
+    <w:lsdException w:name="Medium Shading 1" w:uiPriority="63"/>
+    <w:lsdException w:name="Medium Shading 2" w:uiPriority="64"/>
+    <w:lsdException w:name="Medium List 1" w:uiPriority="65"/>
+    <w:lsdException w:name="Medium List 2" w:uiPriority="66"/>
+    <w:lsdException w:name="Medium Grid 1" w:uiPriority="67"/>
+    <w:lsdException w:name="Medium Grid 2" w:uiPriority="68"/>
+    <w:lsdException w:name="Medium Grid 3" w:uiPriority="69"/>
+    <w:lsdException w:name="Dark List" w:uiPriority="70"/>
+    <w:lsdException w:name="Colorful Shading" w:uiPriority="71"/>
+    <w:lsdException w:name="Colorful List" w:uiPriority="72"/>
+    <w:lsdException w:name="Colorful Grid" w:uiPriority="73"/>
+    <w:lsdException w:name="Light Shading Accent 1" w:uiPriority="60"/>
+    <w:lsdException w:name="Light List Accent 1" w:uiPriority="61"/>
+    <w:lsdException w:name="Light Grid Accent 1" w:uiPriority="62"/>
+    <w:lsdException w:name="Medium Shading 1 Accent 1" w:uiPriority="63"/>
+    <w:lsdException w:name="Medium Shading 2 Accent 1" w:uiPriority="64"/>
+    <w:lsdException w:name="Medium List 1 Accent 1" w:uiPriority="65"/>
+    <w:lsdException w:name="Revision" w:semiHidden="1"/>
+    <w:lsdException w:name="List Paragraph" w:uiPriority="34" w:qFormat="1"/>
+    <w:lsdException w:name="Quote" w:uiPriority="29" w:qFormat="1"/>
+    <w:lsdException w:name="Intense Quote" w:uiPriority="30" w:qFormat="1"/>
+    <w:lsdException w:name="Medium List 2 Accent 1" w:uiPriority="66"/>
+    <w:lsdException w:name="Medium Grid 1 Accent 1" w:uiPriority="67"/>
+    <w:lsdException w:name="Medium Grid 2 Accent 1" w:uiPriority="68"/>
+    <w:lsdException w:name="Medium Grid 3 Accent 1" w:uiPriority="69"/>
+    <w:lsdException w:name="Dark List Accent 1" w:uiPriority="70"/>
+    <w:lsdException w:name="Colorful Shading Accent 1" w:uiPriority="71"/>
+    <w:lsdException w:name="Colorful List Accent 1" w:uiPriority="72"/>
+    <w:lsdException w:name="Colorful Grid Accent 1" w:uiPriority="73"/>
+    <w:lsdException w:name="Light Shading Accent 2" w:uiPriority="60"/>
+    <w:lsdException w:name="Light List Accent 2" w:uiPriority="61"/>
+    <w:lsdException w:name="Light Grid Accent 2" w:uiPriority="62"/>
+    <w:lsdException w:name="Medium Shading 1 Accent 2" w:uiPriority="63"/>
+    <w:lsdException w:name="Medium Shading 2 Accent 2" w:uiPriority="64"/>
+    <w:lsdException w:name="Medium List 1 Accent 2" w:uiPriority="65"/>
+    <w:lsdException w:name="Medium List 2 Accent 2" w:uiPriority="66"/>
+    <w:lsdException w:name="Medium Grid 1 Accent 2" w:uiPriority="67"/>
+    <w:lsdException w:name="Medium Grid 2 Accent 2" w:uiPriority="68"/>
+    <w:lsdException w:name="Medium Grid 3 Accent 2" w:uiPriority="69"/>
+    <w:lsdException w:name="Dark List Accent 2" w:uiPriority="70"/>
+    <w:lsdException w:name="Colorful Shading Accent 2" w:uiPriority="71"/>
+    <w:lsdException w:name="Colorful List Accent 2" w:uiPriority="72"/>
+    <w:lsdException w:name="Colorful Grid Accent 2" w:uiPriority="73"/>
+    <w:lsdException w:name="Light Shading Accent 3" w:uiPriority="60"/>
+    <w:lsdException w:name="Light List Accent 3" w:uiPriority="61"/>
+    <w:lsdException w:name="Light Grid Accent 3" w:uiPriority="62"/>
+    <w:lsdException w:name="Medium Shading 1 Accent 3" w:uiPriority="63"/>
+    <w:lsdException w:name="Medium Shading 2 Accent 3" w:uiPriority="64"/>
+    <w:lsdException w:name="Medium List 1 Accent 3" w:uiPriority="65"/>
+    <w:lsdException w:name="Medium List 2 Accent 3" w:uiPriority="66"/>
+    <w:lsdException w:name="Medium Grid 1 Accent 3" w:uiPriority="67"/>
+    <w:lsdException w:name="Medium Grid 2 Accent 3" w:uiPriority="68"/>
+    <w:lsdException w:name="Medium Grid 3 Accent 3" w:uiPriority="69"/>
+    <w:lsdException w:name="Dark List Accent 3" w:uiPriority="70"/>
+    <w:lsdException w:name="Colorful Shading Accent 3" w:uiPriority="71"/>
+    <w:lsdException w:name="Colorful List Accent 3" w:uiPriority="72"/>
+    <w:lsdException w:name="Colorful Grid Accent 3" w:uiPriority="73"/>
+    <w:lsdException w:name="Light Shading Accent 4" w:uiPriority="60"/>
+    <w:lsdException w:name="Light List Accent 4" w:uiPriority="61"/>
+    <w:lsdException w:name="Light Grid Accent 4" w:uiPriority="62"/>
+    <w:lsdException w:name="Medium Shading 1 Accent 4" w:uiPriority="63"/>
+    <w:lsdException w:name="Medium Shading 2 Accent 4" w:uiPriority="64"/>
+    <w:lsdException w:name="Medium List 1 Accent 4" w:uiPriority="65"/>
+    <w:lsdException w:name="Medium List 2 Accent 4" w:uiPriority="66"/>
+    <w:lsdException w:name="Medium Grid 1 Accent 4" w:uiPriority="67"/>
+    <w:lsdException w:name="Medium Grid 2 Accent 4" w:uiPriority="68"/>
+    <w:lsdException w:name="Medium Grid 3 Accent 4" w:uiPriority="69"/>
+    <w:lsdException w:name="Dark List Accent 4" w:uiPriority="70"/>
+    <w:lsdException w:name="Colorful Shading Accent 4" w:uiPriority="71"/>
+    <w:lsdException w:name="Colorful List Accent 4" w:uiPriority="72"/>
+    <w:lsdException w:name="Colorful Grid Accent 4" w:uiPriority="73"/>
+    <w:lsdException w:name="Light Shading Accent 5" w:uiPriority="60"/>
+    <w:lsdException w:name="Light List Accent 5" w:uiPriority="61"/>
+    <w:lsdException w:name="Light Grid Accent 5" w:uiPriority="62"/>
+    <w:lsdException w:name="Medium Shading 1 Accent 5" w:uiPriority="63"/>
+    <w:lsdException w:name="Medium Shading 2 Accent 5" w:uiPriority="64"/>
+    <w:lsdException w:name="Medium List 1 Accent 5" w:uiPriority="65"/>
+    <w:lsdException w:name="Medium List 2 Accent 5" w:uiPriority="66"/>
+    <w:lsdException w:name="Medium Grid 1 Accent 5" w:uiPriority="67"/>
+    <w:lsdException w:name="Medium Grid 2 Accent 5" w:uiPriority="68"/>
+    <w:lsdException w:name="Medium Grid 3 Accent 5" w:uiPriority="69"/>
+    <w:lsdException w:name="Dark List Accent 5" w:uiPriority="70"/>
+    <w:lsdException w:name="Colorful Shading Accent 5" w:uiPriority="71"/>
+    <w:lsdException w:name="Colorful List Accent 5" w:uiPriority="72"/>
+    <w:lsdException w:name="Colorful Grid Accent 5" w:uiPriority="73"/>
+    <w:lsdException w:name="Light Shading Accent 6" w:uiPriority="60"/>
+    <w:lsdException w:name="Light List Accent 6" w:uiPriority="61"/>
+    <w:lsdException w:name="Light Grid Accent 6" w:uiPriority="62"/>
+    <w:lsdException w:name="Medium Shading 1 Accent 6" w:uiPriority="63"/>
+    <w:lsdException w:name="Medium Shading 2 Accent 6" w:uiPriority="64"/>
+    <w:lsdException w:name="Medium List 1 Accent 6" w:uiPriority="65"/>
+    <w:lsdException w:name="Medium List 2 Accent 6" w:uiPriority="66"/>
+    <w:lsdException w:name="Medium Grid 1 Accent 6" w:uiPriority="67"/>
+    <w:lsdException w:name="Medium Grid 2 Accent 6" w:uiPriority="68"/>
+    <w:lsdException w:name="Medium Grid 3 Accent 6" w:uiPriority="69"/>
+    <w:lsdException w:name="Dark List Accent 6" w:uiPriority="70"/>
+    <w:lsdException w:name="Colorful Shading Accent 6" w:uiPriority="71"/>
+    <w:lsdException w:name="Colorful List Accent 6" w:uiPriority="72"/>
+    <w:lsdException w:name="Colorful Grid Accent 6" w:uiPriority="73"/>
+    <w:lsdException w:name="Subtle Emphasis" w:uiPriority="19" w:qFormat="1"/>
+    <w:lsdException w:name="Intense Emphasis" w:uiPriority="21" w:qFormat="1"/>
+    <w:lsdException w:name="Subtle Reference" w:uiPriority="31" w:qFormat="1"/>
+    <w:lsdException w:name="Intense Reference" w:uiPriority="32" w:qFormat="1"/>
+    <w:lsdException w:name="Book Title" w:uiPriority="33" w:qFormat="1"/>
+    <w:lsdException w:name="Bibliography" w:semiHidden="1" w:uiPriority="37" w:unhideWhenUsed="1"/>
+    <w:lsdException w:name="TOC Heading" w:semiHidden="1" w:uiPriority="39" w:unhideWhenUsed="1" w:qFormat="1"/>
+    <w:lsdException w:name="Plain Table 1" w:uiPriority="41"/>
+    <w:lsdException w:name="Plain Table 2" w:uiPriority="42"/>
+    <w:lsdException w:name="Plain Table 3" w:uiPriority="43"/>
+    <w:lsdException w:name="Plain Table 4" w:uiPriority="44"/>
+    <w:lsdException w:name="Plain Table 5" w:uiPriority="45"/>
+    <w:lsdException w:name="Grid Table Light" w:uiPriority="40"/>
+    <w:lsdException w:name="Grid Table 1 Light" w:uiPriority="46"/>
+    <w:lsdException w:name="Grid Table 2" w:uiPriority="47"/>
+    <w:lsdException w:name="Grid Table 3" w:uiPriority="48"/>
+    <w:lsdException w:name="Grid Table 4" w:uiPriority="49"/>
+    <w:lsdException w:name="Grid Table 5 Dark" w:uiPriority="50"/>
+    <w:lsdException w:name="Grid Table 6 Colorful" w:uiPriority="51"/>
+    <w:lsdException w:name="Grid Table 7 Colorful" w:uiPriority="52"/>
+    <w:lsdException w:name="Grid Table 1 Light Accent 1" w:uiPriority="46"/>
+    <w:lsdException w:name="Grid Table 2 Accent 1" w:uiPriority="47"/>
+    <w:lsdException w:name="Grid Table 3 Accent 1" w:uiPriority="48"/>
+    <w:lsdException w:name="Grid Table 4 Accent 1" w:uiPriority="49"/>
+    <w:lsdException w:name="Grid Table 5 Dark Accent 1" w:uiPriority="50"/>
+    <w:lsdException w:name="Grid Table 6 Colorful Accent 1" w:uiPriority="51"/>
+    <w:lsdException w:name="Grid Table 7 Colorful Accent 1" w:uiPriority="52"/>
+    <w:lsdException w:name="Grid Table 1 Light Accent 2" w:uiPriority="46"/>
+    <w:lsdException w:name="Grid Table 2 Accent 2" w:uiPriority="47"/>
+    <w:lsdException w:name="Grid Table 3 Accent 2" w:uiPriority="48"/>
+    <w:lsdException w:name="Grid Table 4 Accent 2" w:uiPriority="49"/>
+    <w:lsdException w:name="Grid Table 5 Dark Accent 2" w:uiPriority="50"/>
+    <w:lsdException w:name="Grid Table 6 Colorful Accent 2" w:uiPriority="51"/>
+    <w:lsdException w:name="Grid Table 7 Colorful Accent 2" w:uiPriority="52"/>
+    <w:lsdException w:name="Grid Table 1 Light Accent 3" w:uiPriority="46"/>
+    <w:lsdException w:name="Grid Table 2 Accent 3" w:uiPriority="47"/>
+    <w:lsdException w:name="Grid Table 3 Accent 3" w:uiPriority="48"/>
+    <w:lsdException w:name="Grid Table 4 Accent 3" w:uiPriority="49"/>
+    <w:lsdException w:name="Grid Table 5 Dark Accent 3" w:uiPriority="50"/>
+    <w:lsdException w:name="Grid Table 6 Colorful Accent 3" w:uiPriority="51"/>
+    <w:lsdException w:name="Grid Table 7 Colorful Accent 3" w:uiPriority="52"/>
+    <w:lsdException w:name="Grid Table 1 Light Accent 4" w:uiPriority="46"/>
+    <w:lsdException w:name="Grid Table 2 Accent 4" w:uiPriority="47"/>
+    <w:lsdException w:name="Grid Table 3 Accent 4" w:uiPriority="48"/>
+    <w:lsdException w:name="Grid Table 4 Accent 4" w:uiPriority="49"/>
+    <w:lsdException w:name="Grid Table 5 Dark Accent 4" w:uiPriority="50"/>
+    <w:lsdException w:name="Grid Table 6 Colorful Accent 4" w:uiPriority="51"/>
+    <w:lsdException w:name="Grid Table 7 Colorful Accent 4" w:uiPriority="52"/>
+    <w:lsdException w:name="Grid Table 1 Light Accent 5" w:uiPriority="46"/>
+    <w:lsdException w:name="Grid Table 2 Accent 5" w:uiPriority="47"/>
+    <w:lsdException w:name="Grid Table 3 Accent 5" w:uiPriority="48"/>
+    <w:lsdException w:name="Grid Table 4 Accent 5" w:uiPriority="49"/>
+    <w:lsdException w:name="Grid Table 5 Dark Accent 5" w:uiPriority="50"/>
+    <w:lsdException w:name="Grid Table 6 Colorful Accent 5" w:uiPriority="51"/>
+    <w:lsdException w:name="Grid Table 7 Colorful Accent 5" w:uiPriority="52"/>
+    <w:lsdException w:name="Grid Table 1 Light Accent 6" w:uiPriority="46"/>
+    <w:lsdException w:name="Grid Table 2 Accent 6" w:uiPriority="47"/>
+    <w:lsdException w:name="Grid Table 3 Accent 6" w:uiPriority="48"/>
+    <w:lsdException w:name="Grid Table 4 Accent 6" w:uiPriority="49"/>
+    <w:lsdException w:name="Grid Table 5 Dark Accent 6" w:uiPriority="50"/>
+    <w:lsdException w:name="Grid Table 6 Colorful Accent 6" w:uiPriority="51"/>
+    <w:lsdException w:name="Grid Table 7 Colorful Accent 6" w:uiPriority="52"/>
+    <w:lsdException w:name="List Table 1 Light" w:uiPriority="46"/>
+    <w:lsdException w:name="List Table 2" w:uiPriority="47"/>
+    <w:lsdException w:name="List Table 3" w:uiPriority="48"/>
+    <w:lsdException w:name="List Table 4" w:uiPriority="49"/>
+    <w:lsdException w:name="List Table 5 Dark" w:uiPriority="50"/>
+    <w:lsdException w:name="List Table 6 Colorful" w:uiPriority="51"/>
+    <w:lsdException w:name="List Table 7 Colorful" w:uiPriority="52"/>
+    <w:lsdException w:name="List Table 1 Light Accent 1" w:uiPriority="46"/>
+    <w:lsdException w:name="List Table 2 Accent 1" w:uiPriority="47"/>
+    <w:lsdException w:name="List Table 3 Accent 1" w:uiPriority="48"/>
+    <w:lsdException w:name="List Table 4 Accent 1" w:uiPriority="49"/>
+    <w:lsdException w:name="List Table 5 Dark Accent 1" w:uiPriority="50"/>
+    <w:lsdException w:name="List Table 6 Colorful Accent 1" w:uiPriority="51"/>
+    <w:lsdException w:name="List Table 7 Colorful Accent 1" w:uiPriority="52"/>
+    <w:lsdException w:name="List Table 1 Light Accent 2" w:uiPriority="46"/>
+    <w:lsdException w:name="List Table 2 Accent 2" w:uiPriority="47"/>
+    <w:lsdException w:name="List Table 3 Accent 2" w:uiPriority="48"/>
+    <w:lsdException w:name="List Table 4 Accent 2" w:uiPriority="49"/>
+    <w:lsdException w:name="List Table 5 Dark Accent 2" w:uiPriority="50"/>
+    <w:lsdException w:name="List Table 6 Colorful Accent 2" w:uiPriority="51"/>
+    <w:lsdException w:name="List Table 7 Colorful Accent 2" w:uiPriority="52"/>
+    <w:lsdException w:name="List Table 1 Light Accent 3" w:uiPriority="46"/>
+    <w:lsdException w:name="List Table 2 Accent 3" w:uiPriority="47"/>
+    <w:lsdException w:name="List Table 3 Accent 3" w:uiPriority="48"/>
+    <w:lsdException w:name="List Table 4 Accent 3" w:uiPriority="49"/>
+    <w:lsdException w:name="List Table 5 Dark Accent 3" w:uiPriority="50"/>
+    <w:lsdException w:name="List Table 6 Colorful Accent 3" w:uiPriority="51"/>
+    <w:lsdException w:name="List Table 7 Colorful Accent 3" w:uiPriority="52"/>
+    <w:lsdException w:name="List Table 1 Light Accent 4" w:uiPriority="46"/>
+    <w:lsdException w:name="List Table 2 Accent 4" w:uiPriority="47"/>
+    <w:lsdException w:name="List Table 3 Accent 4" w:uiPriority="48"/>
+    <w:lsdException w:name="List Table 4 Accent 4" w:uiPriority="49"/>
+    <w:lsdException w:name="List Table 5 Dark Accent 4" w:uiPriority="50"/>
+    <w:lsdException w:name="List Table 6 Colorful Accent 4" w:uiPriority="51"/>
+    <w:lsdException w:name="List Table 7 Colorful Accent 4" w:uiPriority="52"/>
+    <w:lsdException w:name="List Table 1 Light Accent 5" w:uiPriority="46"/>
+    <w:lsdException w:name="List Table 2 Accent 5" w:uiPriority="47"/>
+    <w:lsdException w:name="List Table 3 Accent 5" w:uiPriority="48"/>
+    <w:lsdException w:name="List Table 4 Accent 5" w:uiPriority="49"/>
+    <w:lsdException w:name="List Table 5 Dark Accent 5" w:uiPriority="50"/>
+    <w:lsdException w:name="List Table 6 Colorful Accent 5" w:uiPriority="51"/>
+    <w:lsdException w:name="List Table 7 Colorful Accent 5" w:uiPriority="52"/>
+    <w:lsdException w:name="List Table 1 Light Accent 6" w:uiPriority="46"/>
+    <w:lsdException w:name="List Table 2 Accent 6" w:uiPriority="47"/>
+    <w:lsdException w:name="List Table 3 Accent 6" w:uiPriority="48"/>
+    <w:lsdException w:name="List Table 4 Accent 6" w:uiPriority="49"/>
+    <w:lsdException w:name="List Table 5 Dark Accent 6" w:uiPriority="50"/>
+    <w:lsdException w:name="List Table 6 Colorful Accent 6" w:uiPriority="51"/>
+    <w:lsdException w:name="List Table 7 Colorful Accent 6" w:uiPriority="52"/>
+    <w:lsdException w:name="Mention" w:semiHidden="1" w:unhideWhenUsed="1"/>
+    <w:lsdException w:name="Smart Hyperlink" w:semiHidden="1" w:unhideWhenUsed="1"/>
+    <w:lsdException w:name="Hashtag" w:semiHidden="1" w:unhideWhenUsed="1"/>
+    <w:lsdException w:name="Unresolved Mention" w:semiHidden="1" w:unhideWhenUsed="1"/>
+    <w:lsdException w:name="Smart Link" w:semiHidden="1" w:unhideWhenUsed="1"/>
   </w:latentStyles>
   <w:style w:type="paragraph" w:default="1" w:styleId="Normal">
     <w:name w:val="Normal"/>
@@ -14051,7 +14652,6 @@
     <w:uiPriority w:val="99"/>
     <w:semiHidden/>
     <w:unhideWhenUsed/>
-    <w:qFormat/>
     <w:tblPr>
       <w:tblInd w:w="0" w:type="dxa"/>
       <w:tblCellMar>
@@ -14129,7 +14729,6 @@
       <w:spacing w:after="0" w:line="240" w:lineRule="auto"/>
     </w:pPr>
     <w:tblPr>
-      <w:tblInd w:w="0" w:type="dxa"/>
       <w:tblBorders>
         <w:top w:val="single" w:sz="4" w:space="0" w:color="000000" w:themeColor="text1"/>
         <w:left w:val="single" w:sz="4" w:space="0" w:color="000000" w:themeColor="text1"/>
@@ -14138,12 +14737,6 @@
         <w:insideH w:val="single" w:sz="4" w:space="0" w:color="000000" w:themeColor="text1"/>
         <w:insideV w:val="single" w:sz="4" w:space="0" w:color="000000" w:themeColor="text1"/>
       </w:tblBorders>
-      <w:tblCellMar>
-        <w:top w:w="0" w:type="dxa"/>
-        <w:left w:w="108" w:type="dxa"/>
-        <w:bottom w:w="0" w:type="dxa"/>
-        <w:right w:w="108" w:type="dxa"/>
-      </w:tblCellMar>
     </w:tblPr>
   </w:style>
   <w:style w:type="paragraph" w:styleId="ListParagraph">
